--- a/dist/SUBMISSION_FINAL/Thesis_LuanAn/chuong_4_ket_qua.docx
+++ b/dist/SUBMISSION_FINAL/Thesis_LuanAn/chuong_4_ket_qua.docx
@@ -2,7 +2,7 @@
 <file path=word/document.xml><?xml version="1.0" encoding="utf-8"?>
 <w:document xmlns:w="http://schemas.openxmlformats.org/wordprocessingml/2006/main" xmlns:m="http://schemas.openxmlformats.org/officeDocument/2006/math" xmlns:r="http://schemas.openxmlformats.org/officeDocument/2006/relationships" xmlns:o="urn:schemas-microsoft-com:office:office" xmlns:v="urn:schemas-microsoft-com:vml" xmlns:w10="urn:schemas-microsoft-com:office:word" xmlns:a="http://schemas.openxmlformats.org/drawingml/2006/main" xmlns:pic="http://schemas.openxmlformats.org/drawingml/2006/picture" xmlns:wp="http://schemas.openxmlformats.org/drawingml/2006/wordprocessingDrawing">
   <w:body>
-    <w:bookmarkStart w:id="50" w:name="chương-4-kết-quả-nghiên-cứu"/>
+    <w:bookmarkStart w:id="51" w:name="chương-4-kết-quả-nghiên-cứu"/>
     <w:p>
       <w:pPr>
         <w:pStyle w:val="Heading1"/>
@@ -1160,7 +1160,7 @@
         <w:pStyle w:val="BodyText"/>
       </w:pPr>
       <w:r>
-        <w:t xml:space="preserve">Cường độ quốc tế hóa, tức FSTS trung bình tính trên toàn mẫu gồm cả doanh nghiệp không xuất khẩu, dao động từ 6,3% ở nhóm đảo nhỏ đến 10,3% ở nhóm thu nhập trung bình cao, với mức trung bình khu vực khoảng 8,8%. Đáng chú ý là nhóm thu nhập trung bình cao và nhóm tiên tiến có cùng FSTS trung bình, khoảng 10%, nhưng cơ chế xuất khẩu lại khác hẳn. Nhóm tiên tiến chủ yếu xuất khẩu dịch vụ và hàng hóa hàm lượng tri thức cao, còn nhóm thu nhập trung bình cao chủ yếu sản xuất theo chuỗi giá trị toàn cầu (global value chain, GVC) với biên lợi nhuận khác nhau.</w:t>
+        <w:t xml:space="preserve">Cường độ quốc tế hóa, tức FSTS trung bình tính trên toàn mẫu gồm cả doanh nghiệp không xuất khẩu, dao động từ 6,3% ở nhóm đảo nhỏ đến 10,3% ở nhóm thu nhập trung bình cao, với mức trung bình khu vực khoảng 8,8%. Cụ thể nhóm thu nhập trung bình cao và nhóm tiên tiến có cùng FSTS trung bình, khoảng 10%, nhưng cơ chế xuất khẩu lại khác hẳn. Nhóm tiên tiến chủ yếu xuất khẩu dịch vụ và hàng hóa hàm lượng tri thức cao, còn nhóm thu nhập trung bình cao chủ yếu sản xuất theo chuỗi giá trị toàn cầu (global value chain, GVC) với biên lợi nhuận khác nhau.</w:t>
       </w:r>
     </w:p>
     <w:bookmarkEnd w:id="22"/>
@@ -1691,7 +1691,7 @@
         <w:pStyle w:val="BodyText"/>
       </w:pPr>
       <w:r>
-        <w:t xml:space="preserve">Phát hiện đáng chú ý là hiện tượng nhảy vọt công nghệ số (digital leapfrog) ở nhóm đảo nhỏ: tỷ lệ trang web 58,9% vượt cả nhóm mới nổi 49,2% dù thu nhập quốc gia thấp hơn đáng kể. Điều này phản ánh thực tế rằng số hóa bề mặt, ở đây là trang web, tại nhóm đảo nhỏ chỉ là công cụ sinh tồn chứ không phải công cụ tối ưu hóa hiệu quả. Kết quả này củng cố lập luận lý thuyết về sự phân biệt giữa Chỉ số chấp nhận số (Digital Adoption Index, DAI), tức chấp nhận số bề mặt, và Chỉ số năng lực công nghệ (Technological Capability Index, TCI), tức năng lực công nghệ chiều sâu: nhóm đảo nhỏ có DAI cao nhưng TCI thấp nhất, và đây cũng là nhóm duy nhất biểu lộ quan hệ I-P âm đơn điệu (chi tiết tại Mục 4.5).</w:t>
+        <w:t xml:space="preserve">Phát hiện cụ thể hiện tượng nhảy vọt công nghệ số (digital leapfrog) ở nhóm đảo nhỏ: tỷ lệ trang web 58,9% vượt cả nhóm mới nổi 49,2% dù thu nhập quốc gia thấp hơn đáng kể. Điều này phản ánh thực tế rằng số hóa bề mặt, ở đây là trang web, tại nhóm đảo nhỏ chỉ là công cụ sinh tồn chứ không phải công cụ tối ưu hóa hiệu quả. Kết quả này củng cố lập luận lý thuyết về sự phân biệt giữa Chỉ số chấp nhận số (Digital Adoption Index, DAI), tức chấp nhận số bề mặt, và Chỉ số năng lực công nghệ (Technological Capability Index, TCI), tức năng lực công nghệ chiều sâu: nhóm đảo nhỏ có DAI cao nhưng TCI thấp nhất, và đây cũng là nhóm duy nhất biểu lộ quan hệ I-P âm đơn điệu (chi tiết tại Mục 4.5).</w:t>
       </w:r>
     </w:p>
     <w:p>
@@ -2857,7 +2857,7 @@
         </m:r>
       </m:oMath>
       <w:r>
-        <w:t xml:space="preserve">) tạo ra, và kiểm định nhạy cảm bỏ ô này — ước lượng lại trên bốn chế độ đông dữ liệu (I/II/III/MX,</w:t>
+        <w:t xml:space="preserve">) tạo ra, và kiểm định nhạy cảm bỏ ô này, ước lượng lại trên bốn chế độ đông dữ liệu (I/II/III/MX,</w:t>
       </w:r>
       <w:r>
         <w:t xml:space="preserve"> </w:t>
@@ -2877,7 +2877,7 @@
         </m:r>
       </m:oMath>
       <w:r>
-        <w:t xml:space="preserve">) — đưa</w:t>
+        <w:t xml:space="preserve">), đưa</w:t>
       </w:r>
       <w:r>
         <w:t xml:space="preserve"> </w:t>
@@ -3842,7 +3842,7 @@
         </m:r>
       </m:oMath>
       <w:r>
-        <w:t xml:space="preserve">) — không có ý nghĩa. Do đó phân tích tổng hợp</w:t>
+        <w:t xml:space="preserve">), không có ý nghĩa. Do đó phân tích tổng hợp</w:t>
       </w:r>
       <w:r>
         <w:t xml:space="preserve"> </w:t>
@@ -4106,7 +4106,7 @@
         <w:t xml:space="preserve"> </w:t>
       </w:r>
       <w:r>
-        <w:t xml:space="preserve">ở cấp văn liệu. Mẫu hình thống nhất này — không một chủ hiệu ứng điều tiết nào (thể chế hay số) vững chắc ở cấp tổng hợp — chính là cơ sở để chuyển sang đặc tả</w:t>
+        <w:t xml:space="preserve">ở cấp văn liệu. Mẫu hình thống nhất này, không một chủ hiệu ứng điều tiết nào (thể chế hay số) vững chắc ở cấp tổng hợp, chính là cơ sở để chuyển sang đặc tả</w:t>
       </w:r>
       <w:r>
         <w:t xml:space="preserve"> </w:t>
@@ -5898,7 +5898,7 @@
         <w:pStyle w:val="BodyText"/>
       </w:pPr>
       <w:r>
-        <w:t xml:space="preserve">Điều quan trọng cần làm rõ là quan hệ giữa hai cấp bằng chứng. Điều tiết thể chế ở cấp doanh nghiệp — qua hai số hạng tương tác FSTS×ICRV và FSTS²×ICRV (đều</w:t>
+        <w:t xml:space="preserve">Điều quan trọng cần làm rõ là quan hệ giữa hai cấp bằng chứng. Điều tiết thể chế ở cấp doanh nghiệp, qua hai số hạng tương tác FSTS×ICRV và FSTS²×ICRV (đều</w:t>
       </w:r>
       <w:r>
         <w:t xml:space="preserve"> </w:t>
@@ -5924,7 +5924,7 @@
         </m:r>
       </m:oMath>
       <w:r>
-        <w:t xml:space="preserve">) — là</w:t>
+        <w:t xml:space="preserve">), là</w:t>
       </w:r>
       <w:r>
         <w:t xml:space="preserve"> </w:t>
@@ -7218,7 +7218,7 @@
     </w:p>
     <w:bookmarkEnd w:id="34"/>
     <w:bookmarkEnd w:id="35"/>
-    <w:bookmarkStart w:id="39" w:name="kết-quả-nghiên-cứu-đơn-quốc-gia"/>
+    <w:bookmarkStart w:id="40" w:name="kết-quả-nghiên-cứu-đơn-quốc-gia"/>
     <w:p>
       <w:pPr>
         <w:pStyle w:val="Heading2"/>
@@ -10811,23 +10811,13 @@
       </w:r>
     </w:p>
     <w:bookmarkEnd w:id="38"/>
-    <w:bookmarkEnd w:id="39"/>
-    <w:bookmarkStart w:id="43" w:name="X7dc1f4b6942ab8cbfe81c82f5ce732ad4c75229"/>
-    <w:p>
-      <w:pPr>
-        <w:pStyle w:val="Heading2"/>
-      </w:pPr>
-      <w:r>
-        <w:t xml:space="preserve">4.5 Trường hợp biên: quốc đảo nhỏ đang phát triển Thái Bình Dương (SIDS)</w:t>
-      </w:r>
-    </w:p>
-    <w:bookmarkStart w:id="40" w:name="đặc-điểm-mẫu-sids"/>
+    <w:bookmarkStart w:id="39" w:name="Xddeb49496c98b97fc07ec0deb4668c68609a243"/>
     <w:p>
       <w:pPr>
         <w:pStyle w:val="Heading3"/>
       </w:pPr>
       <w:r>
-        <w:t xml:space="preserve">4.5.1 Đặc điểm mẫu SIDS</w:t>
+        <w:t xml:space="preserve">4.4.4 Ấn Độ, chế độ chuyển đổi thu nhập trung bình thấp với biến động thể chế cực đoan (Ấn Độ)</w:t>
       </w:r>
     </w:p>
     <w:p>
@@ -10835,6 +10825,2088 @@
         <w:pStyle w:val="FirstParagraph"/>
       </w:pPr>
       <w:r>
+        <w:t xml:space="preserve">Phân tích trên ba đợt WBES Ấn Độ (2014 PICS3,</w:t>
+      </w:r>
+      <w:r>
+        <w:t xml:space="preserve"> </w:t>
+      </w:r>
+      <m:oMath>
+        <m:sSub>
+          <m:e>
+            <m:r>
+              <m:t>N</m:t>
+            </m:r>
+          </m:e>
+          <m:sub>
+            <m:r>
+              <m:t>p</m:t>
+            </m:r>
+            <m:r>
+              <m:t>h</m:t>
+            </m:r>
+            <m:r>
+              <m:t>â</m:t>
+            </m:r>
+            <m:r>
+              <m:t>n</m:t>
+            </m:r>
+            <m:r>
+              <m:t>t</m:t>
+            </m:r>
+            <m:r>
+              <m:t>í</m:t>
+            </m:r>
+            <m:r>
+              <m:t>c</m:t>
+            </m:r>
+            <m:r>
+              <m:t>h</m:t>
+            </m:r>
+          </m:sub>
+        </m:sSub>
+        <m:r>
+          <m:rPr>
+            <m:sty m:val="p"/>
+          </m:rPr>
+          <m:t>=</m:t>
+        </m:r>
+        <m:r>
+          <m:t>8.941</m:t>
+        </m:r>
+      </m:oMath>
+      <w:r>
+        <w:t xml:space="preserve">; 2022 BEE,</w:t>
+      </w:r>
+      <w:r>
+        <w:t xml:space="preserve"> </w:t>
+      </w:r>
+      <m:oMath>
+        <m:sSub>
+          <m:e>
+            <m:r>
+              <m:t>N</m:t>
+            </m:r>
+          </m:e>
+          <m:sub>
+            <m:r>
+              <m:t>p</m:t>
+            </m:r>
+            <m:r>
+              <m:t>h</m:t>
+            </m:r>
+            <m:r>
+              <m:t>â</m:t>
+            </m:r>
+            <m:r>
+              <m:t>n</m:t>
+            </m:r>
+            <m:r>
+              <m:t>t</m:t>
+            </m:r>
+            <m:r>
+              <m:t>í</m:t>
+            </m:r>
+            <m:r>
+              <m:t>c</m:t>
+            </m:r>
+            <m:r>
+              <m:t>h</m:t>
+            </m:r>
+          </m:sub>
+        </m:sSub>
+        <m:r>
+          <m:rPr>
+            <m:sty m:val="p"/>
+          </m:rPr>
+          <m:t>=</m:t>
+        </m:r>
+        <m:r>
+          <m:t>9.300</m:t>
+        </m:r>
+      </m:oMath>
+      <w:r>
+        <w:t xml:space="preserve">; 2025 BREADY,</w:t>
+      </w:r>
+      <w:r>
+        <w:t xml:space="preserve"> </w:t>
+      </w:r>
+      <m:oMath>
+        <m:sSub>
+          <m:e>
+            <m:r>
+              <m:t>N</m:t>
+            </m:r>
+          </m:e>
+          <m:sub>
+            <m:r>
+              <m:t>p</m:t>
+            </m:r>
+            <m:r>
+              <m:t>h</m:t>
+            </m:r>
+            <m:r>
+              <m:t>â</m:t>
+            </m:r>
+            <m:r>
+              <m:t>n</m:t>
+            </m:r>
+            <m:r>
+              <m:t>t</m:t>
+            </m:r>
+            <m:r>
+              <m:t>í</m:t>
+            </m:r>
+            <m:r>
+              <m:t>c</m:t>
+            </m:r>
+            <m:r>
+              <m:t>h</m:t>
+            </m:r>
+          </m:sub>
+        </m:sSub>
+        <m:r>
+          <m:rPr>
+            <m:sty m:val="p"/>
+          </m:rPr>
+          <m:t>=</m:t>
+        </m:r>
+        <m:r>
+          <m:t>10.476</m:t>
+        </m:r>
+      </m:oMath>
+      <w:r>
+        <w:t xml:space="preserve">) cho mẫu gộp</w:t>
+      </w:r>
+      <w:r>
+        <w:t xml:space="preserve"> </w:t>
+      </w:r>
+      <m:oMath>
+        <m:r>
+          <m:t>N</m:t>
+        </m:r>
+        <m:r>
+          <m:rPr>
+            <m:sty m:val="p"/>
+          </m:rPr>
+          <m:t>=</m:t>
+        </m:r>
+        <m:r>
+          <m:t>28.717</m:t>
+        </m:r>
+      </m:oMath>
+      <w:r>
+        <w:t xml:space="preserve">, lớn nhất trong các nghiên cứu đơn quốc gia của luận án. Khoảng thời gian 2014–2025 bao trùm một loạt cú sốc thể chế chưa từng có trong lịch sử Ấn Độ hiện đại: bãi bỏ tiền mặt tháng 11/2016, ban hành Luật Phá sản và Mất khả năng thanh toán (IBC) tháng 5/2016, áp dụng Thuế Hàng hóa và Dịch vụ (GST) tháng 7/2017, ra mắt Giao diện Thanh toán Hợp nhất (UPI) tháng 4/2016 đạt mức 12 tỷ giao dịch/tháng năm 2024, triển khai sáng kiến Sản xuất tại Ấn Độ và chương trình Liên kết Khuyến khích Sản xuất (PLI) năm 2020, cùng chính sách Tự chủ Ấn Độ (Atmanirbhar Bharat) định hướng lại chiến lược quốc gia theo hướng nội địa hóa giai đoạn 2020.</w:t>
+      </w:r>
+    </w:p>
+    <w:p>
+      <w:pPr>
+        <w:pStyle w:val="BodyText"/>
+      </w:pPr>
+      <w:r>
+        <w:t xml:space="preserve">Kết quả thực nghiệm cho thấy một dạng phá vỡ ngưỡng (threshold collapse) không quan sát được ở bất kỳ bối cảnh quốc gia nào khác trong portfolio. Đợt 2014 ghi nhận quan hệ U ngược cổ điển với hệ số bậc nhất dương (</w:t>
+      </w:r>
+      <m:oMath>
+        <m:sSub>
+          <m:e>
+            <m:r>
+              <m:t>β</m:t>
+            </m:r>
+          </m:e>
+          <m:sub>
+            <m:r>
+              <m:t>1</m:t>
+            </m:r>
+          </m:sub>
+        </m:sSub>
+        <m:r>
+          <m:rPr>
+            <m:sty m:val="p"/>
+          </m:rPr>
+          <m:t>=</m:t>
+        </m:r>
+        <m:r>
+          <m:rPr>
+            <m:sty m:val="p"/>
+          </m:rPr>
+          <m:t>+</m:t>
+        </m:r>
+        <m:r>
+          <m:t>1</m:t>
+        </m:r>
+        <m:r>
+          <m:rPr>
+            <m:sty m:val="p"/>
+          </m:rPr>
+          <m:t>,</m:t>
+        </m:r>
+        <m:r>
+          <m:t>865</m:t>
+        </m:r>
+      </m:oMath>
+      <w:r>
+        <w:t xml:space="preserve">,</w:t>
+      </w:r>
+      <w:r>
+        <w:t xml:space="preserve"> </w:t>
+      </w:r>
+      <m:oMath>
+        <m:r>
+          <m:t>p</m:t>
+        </m:r>
+        <m:r>
+          <m:rPr>
+            <m:sty m:val="p"/>
+          </m:rPr>
+          <m:t>&lt;</m:t>
+        </m:r>
+        <m:r>
+          <m:rPr>
+            <m:sty m:val="p"/>
+          </m:rPr>
+          <m:t>,</m:t>
+        </m:r>
+        <m:r>
+          <m:t>001</m:t>
+        </m:r>
+      </m:oMath>
+      <w:r>
+        <w:t xml:space="preserve">) và bậc hai âm (</w:t>
+      </w:r>
+      <m:oMath>
+        <m:sSub>
+          <m:e>
+            <m:r>
+              <m:t>β</m:t>
+            </m:r>
+          </m:e>
+          <m:sub>
+            <m:r>
+              <m:t>2</m:t>
+            </m:r>
+          </m:sub>
+        </m:sSub>
+        <m:r>
+          <m:rPr>
+            <m:sty m:val="p"/>
+          </m:rPr>
+          <m:t>=</m:t>
+        </m:r>
+        <m:r>
+          <m:rPr>
+            <m:sty m:val="p"/>
+          </m:rPr>
+          <m:t>−</m:t>
+        </m:r>
+        <m:r>
+          <m:t>1</m:t>
+        </m:r>
+        <m:r>
+          <m:rPr>
+            <m:sty m:val="p"/>
+          </m:rPr>
+          <m:t>,</m:t>
+        </m:r>
+        <m:r>
+          <m:t>508</m:t>
+        </m:r>
+      </m:oMath>
+      <w:r>
+        <w:t xml:space="preserve">,</w:t>
+      </w:r>
+      <w:r>
+        <w:t xml:space="preserve"> </w:t>
+      </w:r>
+      <m:oMath>
+        <m:r>
+          <m:t>p</m:t>
+        </m:r>
+        <m:r>
+          <m:rPr>
+            <m:sty m:val="p"/>
+          </m:rPr>
+          <m:t>&lt;</m:t>
+        </m:r>
+        <m:r>
+          <m:rPr>
+            <m:sty m:val="p"/>
+          </m:rPr>
+          <m:t>,</m:t>
+        </m:r>
+        <m:r>
+          <m:t>001</m:t>
+        </m:r>
+      </m:oMath>
+      <w:r>
+        <w:t xml:space="preserve">), điểm uốn ước lượng tại</w:t>
+      </w:r>
+      <w:r>
+        <w:t xml:space="preserve"> </w:t>
+      </w:r>
+      <m:oMath>
+        <m:r>
+          <m:t>T</m:t>
+        </m:r>
+        <m:r>
+          <m:t>P</m:t>
+        </m:r>
+        <m:r>
+          <m:rPr>
+            <m:sty m:val="p"/>
+          </m:rPr>
+          <m:t>=</m:t>
+        </m:r>
+        <m:r>
+          <m:t>61</m:t>
+        </m:r>
+        <m:r>
+          <m:rPr>
+            <m:sty m:val="p"/>
+          </m:rPr>
+          <m:t>,</m:t>
+        </m:r>
+        <m:r>
+          <m:t>8</m:t>
+        </m:r>
+        <m:r>
+          <m:rPr>
+            <m:sty m:val="p"/>
+          </m:rPr>
+          <m:t>%</m:t>
+        </m:r>
+      </m:oMath>
+      <w:r>
+        <w:t xml:space="preserve"> </w:t>
+      </w:r>
+      <w:r>
+        <w:t xml:space="preserve">FSTS (khoảng tin cậy delta-method 95%:</w:t>
+      </w:r>
+      <w:r>
+        <w:t xml:space="preserve"> </w:t>
+      </w:r>
+      <m:oMath>
+        <m:d>
+          <m:dPr>
+            <m:begChr m:val="["/>
+            <m:endChr m:val="]"/>
+            <m:sepChr m:val=""/>
+            <m:grow/>
+          </m:dPr>
+          <m:e>
+            <m:r>
+              <m:t>55</m:t>
+            </m:r>
+            <m:r>
+              <m:rPr>
+                <m:sty m:val="p"/>
+              </m:rPr>
+              <m:t>,</m:t>
+            </m:r>
+            <m:r>
+              <m:t>0</m:t>
+            </m:r>
+            <m:r>
+              <m:rPr>
+                <m:sty m:val="p"/>
+              </m:rPr>
+              <m:t>%</m:t>
+            </m:r>
+            <m:r>
+              <m:rPr>
+                <m:sty m:val="p"/>
+              </m:rPr>
+              <m:t>;</m:t>
+            </m:r>
+            <m:r>
+              <m:t>68</m:t>
+            </m:r>
+            <m:r>
+              <m:rPr>
+                <m:sty m:val="p"/>
+              </m:rPr>
+              <m:t>,</m:t>
+            </m:r>
+            <m:r>
+              <m:t>6</m:t>
+            </m:r>
+            <m:r>
+              <m:rPr>
+                <m:sty m:val="p"/>
+              </m:rPr>
+              <m:t>%</m:t>
+            </m:r>
+          </m:e>
+        </m:d>
+      </m:oMath>
+      <w:r>
+        <w:t xml:space="preserve">), Lind–Mehlum xác nhận đường cong U ngược ở mức</w:t>
+      </w:r>
+      <w:r>
+        <w:t xml:space="preserve"> </w:t>
+      </w:r>
+      <m:oMath>
+        <m:r>
+          <m:t>p</m:t>
+        </m:r>
+        <m:r>
+          <m:rPr>
+            <m:sty m:val="p"/>
+          </m:rPr>
+          <m:t>&lt;</m:t>
+        </m:r>
+        <m:r>
+          <m:rPr>
+            <m:sty m:val="p"/>
+          </m:rPr>
+          <m:t>,</m:t>
+        </m:r>
+        <m:r>
+          <m:t>001</m:t>
+        </m:r>
+      </m:oMath>
+      <w:r>
+        <w:t xml:space="preserve">. Đợt 2022, sau ba cú sốc thể chế đầu tiên (bãi bỏ tiền mặt, GST, IBC), đường cong U ngược vẫn duy trì nhưng điểm uốn đã dịch chuyển đáng kể vào trong:</w:t>
+      </w:r>
+      <w:r>
+        <w:t xml:space="preserve"> </w:t>
+      </w:r>
+      <m:oMath>
+        <m:sSub>
+          <m:e>
+            <m:r>
+              <m:t>β</m:t>
+            </m:r>
+          </m:e>
+          <m:sub>
+            <m:r>
+              <m:t>1</m:t>
+            </m:r>
+          </m:sub>
+        </m:sSub>
+        <m:r>
+          <m:rPr>
+            <m:sty m:val="p"/>
+          </m:rPr>
+          <m:t>=</m:t>
+        </m:r>
+        <m:r>
+          <m:rPr>
+            <m:sty m:val="p"/>
+          </m:rPr>
+          <m:t>+</m:t>
+        </m:r>
+        <m:r>
+          <m:t>1</m:t>
+        </m:r>
+        <m:r>
+          <m:rPr>
+            <m:sty m:val="p"/>
+          </m:rPr>
+          <m:t>,</m:t>
+        </m:r>
+        <m:r>
+          <m:t>542</m:t>
+        </m:r>
+      </m:oMath>
+      <w:r>
+        <w:t xml:space="preserve">,</w:t>
+      </w:r>
+      <w:r>
+        <w:t xml:space="preserve"> </w:t>
+      </w:r>
+      <m:oMath>
+        <m:sSub>
+          <m:e>
+            <m:r>
+              <m:t>β</m:t>
+            </m:r>
+          </m:e>
+          <m:sub>
+            <m:r>
+              <m:t>2</m:t>
+            </m:r>
+          </m:sub>
+        </m:sSub>
+        <m:r>
+          <m:rPr>
+            <m:sty m:val="p"/>
+          </m:rPr>
+          <m:t>=</m:t>
+        </m:r>
+        <m:r>
+          <m:rPr>
+            <m:sty m:val="p"/>
+          </m:rPr>
+          <m:t>−</m:t>
+        </m:r>
+        <m:r>
+          <m:t>1</m:t>
+        </m:r>
+        <m:r>
+          <m:rPr>
+            <m:sty m:val="p"/>
+          </m:rPr>
+          <m:t>,</m:t>
+        </m:r>
+        <m:r>
+          <m:t>893</m:t>
+        </m:r>
+      </m:oMath>
+      <w:r>
+        <w:t xml:space="preserve">,</w:t>
+      </w:r>
+      <w:r>
+        <w:t xml:space="preserve"> </w:t>
+      </w:r>
+      <m:oMath>
+        <m:r>
+          <m:t>T</m:t>
+        </m:r>
+        <m:r>
+          <m:t>P</m:t>
+        </m:r>
+        <m:r>
+          <m:rPr>
+            <m:sty m:val="p"/>
+          </m:rPr>
+          <m:t>=</m:t>
+        </m:r>
+        <m:r>
+          <m:t>40</m:t>
+        </m:r>
+        <m:r>
+          <m:rPr>
+            <m:sty m:val="p"/>
+          </m:rPr>
+          <m:t>,</m:t>
+        </m:r>
+        <m:r>
+          <m:t>7</m:t>
+        </m:r>
+        <m:r>
+          <m:rPr>
+            <m:sty m:val="p"/>
+          </m:rPr>
+          <m:t>%</m:t>
+        </m:r>
+      </m:oMath>
+      <w:r>
+        <w:t xml:space="preserve"> </w:t>
+      </w:r>
+      <w:r>
+        <w:t xml:space="preserve">(khoảng tin cậy 95%:</w:t>
+      </w:r>
+      <w:r>
+        <w:t xml:space="preserve"> </w:t>
+      </w:r>
+      <m:oMath>
+        <m:d>
+          <m:dPr>
+            <m:begChr m:val="["/>
+            <m:endChr m:val="]"/>
+            <m:sepChr m:val=""/>
+            <m:grow/>
+          </m:dPr>
+          <m:e>
+            <m:r>
+              <m:t>38</m:t>
+            </m:r>
+            <m:r>
+              <m:rPr>
+                <m:sty m:val="p"/>
+              </m:rPr>
+              <m:t>,</m:t>
+            </m:r>
+            <m:r>
+              <m:t>0</m:t>
+            </m:r>
+            <m:r>
+              <m:rPr>
+                <m:sty m:val="p"/>
+              </m:rPr>
+              <m:t>%</m:t>
+            </m:r>
+            <m:r>
+              <m:rPr>
+                <m:sty m:val="p"/>
+              </m:rPr>
+              <m:t>;</m:t>
+            </m:r>
+            <m:r>
+              <m:t>43</m:t>
+            </m:r>
+            <m:r>
+              <m:rPr>
+                <m:sty m:val="p"/>
+              </m:rPr>
+              <m:t>,</m:t>
+            </m:r>
+            <m:r>
+              <m:t>5</m:t>
+            </m:r>
+            <m:r>
+              <m:rPr>
+                <m:sty m:val="p"/>
+              </m:rPr>
+              <m:t>%</m:t>
+            </m:r>
+          </m:e>
+        </m:d>
+      </m:oMath>
+      <w:r>
+        <w:t xml:space="preserve">). Đợt 2025, hệ số bậc hai mất ý nghĩa thống kê (</w:t>
+      </w:r>
+      <m:oMath>
+        <m:sSub>
+          <m:e>
+            <m:r>
+              <m:t>β</m:t>
+            </m:r>
+          </m:e>
+          <m:sub>
+            <m:r>
+              <m:t>2</m:t>
+            </m:r>
+          </m:sub>
+        </m:sSub>
+        <m:r>
+          <m:rPr>
+            <m:sty m:val="p"/>
+          </m:rPr>
+          <m:t>=</m:t>
+        </m:r>
+        <m:r>
+          <m:rPr>
+            <m:sty m:val="p"/>
+          </m:rPr>
+          <m:t>−</m:t>
+        </m:r>
+        <m:r>
+          <m:t>0</m:t>
+        </m:r>
+        <m:r>
+          <m:rPr>
+            <m:sty m:val="p"/>
+          </m:rPr>
+          <m:t>,</m:t>
+        </m:r>
+        <m:r>
+          <m:t>160</m:t>
+        </m:r>
+      </m:oMath>
+      <w:r>
+        <w:t xml:space="preserve">,</w:t>
+      </w:r>
+      <w:r>
+        <w:t xml:space="preserve"> </w:t>
+      </w:r>
+      <m:oMath>
+        <m:r>
+          <m:t>p</m:t>
+        </m:r>
+        <m:r>
+          <m:rPr>
+            <m:sty m:val="p"/>
+          </m:rPr>
+          <m:t>=</m:t>
+        </m:r>
+        <m:r>
+          <m:rPr>
+            <m:sty m:val="p"/>
+          </m:rPr>
+          <m:t>,</m:t>
+        </m:r>
+        <m:r>
+          <m:t>420</m:t>
+        </m:r>
+      </m:oMath>
+      <w:r>
+        <w:t xml:space="preserve">), quan hệ trở thành đơn điệu âm trên toàn dải cường độ xuất khẩu thực tế.</w:t>
+      </w:r>
+    </w:p>
+    <w:p>
+      <w:pPr>
+        <w:pStyle w:val="BodyText"/>
+      </w:pPr>
+      <w:r>
+        <w:t xml:space="preserve">Kiểm định Paternoster so sánh hệ số giữa 2014 và 2025 bác bỏ giả thuyết cân bằng với cường độ cực mạnh:</w:t>
+      </w:r>
+      <w:r>
+        <w:t xml:space="preserve"> </w:t>
+      </w:r>
+      <m:oMath>
+        <m:r>
+          <m:t>z</m:t>
+        </m:r>
+        <m:d>
+          <m:dPr>
+            <m:begChr m:val="("/>
+            <m:endChr m:val=")"/>
+            <m:sepChr m:val=""/>
+            <m:grow/>
+          </m:dPr>
+          <m:e>
+            <m:r>
+              <m:rPr>
+                <m:nor/>
+                <m:sty m:val="p"/>
+              </m:rPr>
+              <m:t>FSTS</m:t>
+            </m:r>
+          </m:e>
+        </m:d>
+        <m:r>
+          <m:rPr>
+            <m:sty m:val="p"/>
+          </m:rPr>
+          <m:t>=</m:t>
+        </m:r>
+        <m:r>
+          <m:rPr>
+            <m:sty m:val="p"/>
+          </m:rPr>
+          <m:t>−</m:t>
+        </m:r>
+        <m:r>
+          <m:t>7</m:t>
+        </m:r>
+        <m:r>
+          <m:rPr>
+            <m:sty m:val="p"/>
+          </m:rPr>
+          <m:t>,</m:t>
+        </m:r>
+        <m:r>
+          <m:t>94</m:t>
+        </m:r>
+      </m:oMath>
+      <w:r>
+        <w:t xml:space="preserve">,</w:t>
+      </w:r>
+      <w:r>
+        <w:t xml:space="preserve"> </w:t>
+      </w:r>
+      <m:oMath>
+        <m:r>
+          <m:t>p</m:t>
+        </m:r>
+        <m:r>
+          <m:rPr>
+            <m:sty m:val="p"/>
+          </m:rPr>
+          <m:t>&lt;</m:t>
+        </m:r>
+        <m:r>
+          <m:rPr>
+            <m:sty m:val="p"/>
+          </m:rPr>
+          <m:t>,</m:t>
+        </m:r>
+        <m:r>
+          <m:t>0001</m:t>
+        </m:r>
+      </m:oMath>
+      <w:r>
+        <w:t xml:space="preserve"> </w:t>
+      </w:r>
+      <w:r>
+        <w:t xml:space="preserve">và</w:t>
+      </w:r>
+      <w:r>
+        <w:t xml:space="preserve"> </w:t>
+      </w:r>
+      <m:oMath>
+        <m:r>
+          <m:t>z</m:t>
+        </m:r>
+        <m:d>
+          <m:dPr>
+            <m:begChr m:val="("/>
+            <m:endChr m:val=")"/>
+            <m:sepChr m:val=""/>
+            <m:grow/>
+          </m:dPr>
+          <m:e>
+            <m:sSup>
+              <m:e>
+                <m:r>
+                  <m:rPr>
+                    <m:nor/>
+                    <m:sty m:val="p"/>
+                  </m:rPr>
+                  <m:t>FSTS</m:t>
+                </m:r>
+              </m:e>
+              <m:sup>
+                <m:r>
+                  <m:t>2</m:t>
+                </m:r>
+              </m:sup>
+            </m:sSup>
+          </m:e>
+        </m:d>
+        <m:r>
+          <m:rPr>
+            <m:sty m:val="p"/>
+          </m:rPr>
+          <m:t>=</m:t>
+        </m:r>
+        <m:r>
+          <m:rPr>
+            <m:sty m:val="p"/>
+          </m:rPr>
+          <m:t>+</m:t>
+        </m:r>
+        <m:r>
+          <m:t>4</m:t>
+        </m:r>
+        <m:r>
+          <m:rPr>
+            <m:sty m:val="p"/>
+          </m:rPr>
+          <m:t>,</m:t>
+        </m:r>
+        <m:r>
+          <m:t>17</m:t>
+        </m:r>
+      </m:oMath>
+      <w:r>
+        <w:t xml:space="preserve">,</w:t>
+      </w:r>
+      <w:r>
+        <w:t xml:space="preserve"> </w:t>
+      </w:r>
+      <m:oMath>
+        <m:r>
+          <m:t>p</m:t>
+        </m:r>
+        <m:r>
+          <m:rPr>
+            <m:sty m:val="p"/>
+          </m:rPr>
+          <m:t>&lt;</m:t>
+        </m:r>
+        <m:r>
+          <m:rPr>
+            <m:sty m:val="p"/>
+          </m:rPr>
+          <m:t>,</m:t>
+        </m:r>
+        <m:r>
+          <m:t>0001</m:t>
+        </m:r>
+      </m:oMath>
+      <w:r>
+        <w:t xml:space="preserve"> </w:t>
+      </w:r>
+      <w:r>
+        <w:t xml:space="preserve">dưới sai số chuẩn HC1; dưới sai số chuẩn cụm theo bang (cluster-robust,</w:t>
+      </w:r>
+      <w:r>
+        <w:t xml:space="preserve"> </w:t>
+      </w:r>
+      <m:oMath>
+        <m:r>
+          <m:t>G</m:t>
+        </m:r>
+        <m:r>
+          <m:rPr>
+            <m:sty m:val="p"/>
+          </m:rPr>
+          <m:t>=</m:t>
+        </m:r>
+        <m:r>
+          <m:t>24</m:t>
+        </m:r>
+      </m:oMath>
+      <w:r>
+        <w:t xml:space="preserve"> </w:t>
+      </w:r>
+      <w:r>
+        <w:t xml:space="preserve">bang), kết quả vẫn có ý nghĩa thống kê:</w:t>
+      </w:r>
+      <w:r>
+        <w:t xml:space="preserve"> </w:t>
+      </w:r>
+      <m:oMath>
+        <m:r>
+          <m:t>z</m:t>
+        </m:r>
+        <m:d>
+          <m:dPr>
+            <m:begChr m:val="("/>
+            <m:endChr m:val=")"/>
+            <m:sepChr m:val=""/>
+            <m:grow/>
+          </m:dPr>
+          <m:e>
+            <m:r>
+              <m:rPr>
+                <m:nor/>
+                <m:sty m:val="p"/>
+              </m:rPr>
+              <m:t>FSTS</m:t>
+            </m:r>
+          </m:e>
+        </m:d>
+        <m:r>
+          <m:rPr>
+            <m:sty m:val="p"/>
+          </m:rPr>
+          <m:t>=</m:t>
+        </m:r>
+        <m:r>
+          <m:rPr>
+            <m:sty m:val="p"/>
+          </m:rPr>
+          <m:t>−</m:t>
+        </m:r>
+        <m:r>
+          <m:t>3</m:t>
+        </m:r>
+        <m:r>
+          <m:rPr>
+            <m:sty m:val="p"/>
+          </m:rPr>
+          <m:t>,</m:t>
+        </m:r>
+        <m:r>
+          <m:t>50</m:t>
+        </m:r>
+      </m:oMath>
+      <w:r>
+        <w:t xml:space="preserve">,</w:t>
+      </w:r>
+      <w:r>
+        <w:t xml:space="preserve"> </w:t>
+      </w:r>
+      <m:oMath>
+        <m:r>
+          <m:t>p</m:t>
+        </m:r>
+        <m:r>
+          <m:rPr>
+            <m:sty m:val="p"/>
+          </m:rPr>
+          <m:t>=</m:t>
+        </m:r>
+        <m:r>
+          <m:rPr>
+            <m:sty m:val="p"/>
+          </m:rPr>
+          <m:t>,</m:t>
+        </m:r>
+        <m:r>
+          <m:t>001</m:t>
+        </m:r>
+      </m:oMath>
+      <w:r>
+        <w:t xml:space="preserve"> </w:t>
+      </w:r>
+      <w:r>
+        <w:t xml:space="preserve">và</w:t>
+      </w:r>
+      <w:r>
+        <w:t xml:space="preserve"> </w:t>
+      </w:r>
+      <m:oMath>
+        <m:r>
+          <m:t>z</m:t>
+        </m:r>
+        <m:d>
+          <m:dPr>
+            <m:begChr m:val="("/>
+            <m:endChr m:val=")"/>
+            <m:sepChr m:val=""/>
+            <m:grow/>
+          </m:dPr>
+          <m:e>
+            <m:sSup>
+              <m:e>
+                <m:r>
+                  <m:rPr>
+                    <m:nor/>
+                    <m:sty m:val="p"/>
+                  </m:rPr>
+                  <m:t>FSTS</m:t>
+                </m:r>
+              </m:e>
+              <m:sup>
+                <m:r>
+                  <m:t>2</m:t>
+                </m:r>
+              </m:sup>
+            </m:sSup>
+          </m:e>
+        </m:d>
+        <m:r>
+          <m:rPr>
+            <m:sty m:val="p"/>
+          </m:rPr>
+          <m:t>=</m:t>
+        </m:r>
+        <m:r>
+          <m:rPr>
+            <m:sty m:val="p"/>
+          </m:rPr>
+          <m:t>+</m:t>
+        </m:r>
+        <m:r>
+          <m:t>2</m:t>
+        </m:r>
+        <m:r>
+          <m:rPr>
+            <m:sty m:val="p"/>
+          </m:rPr>
+          <m:t>,</m:t>
+        </m:r>
+        <m:r>
+          <m:t>19</m:t>
+        </m:r>
+      </m:oMath>
+      <w:r>
+        <w:t xml:space="preserve">,</w:t>
+      </w:r>
+      <w:r>
+        <w:t xml:space="preserve"> </w:t>
+      </w:r>
+      <m:oMath>
+        <m:r>
+          <m:t>p</m:t>
+        </m:r>
+        <m:r>
+          <m:rPr>
+            <m:sty m:val="p"/>
+          </m:rPr>
+          <m:t>=</m:t>
+        </m:r>
+        <m:r>
+          <m:rPr>
+            <m:sty m:val="p"/>
+          </m:rPr>
+          <m:t>,</m:t>
+        </m:r>
+        <m:r>
+          <m:t>029</m:t>
+        </m:r>
+      </m:oMath>
+      <w:r>
+        <w:t xml:space="preserve">. Đặc tả gộp ba đợt với biến giả đợt khảo sát xác nhận sự dịch chuyển có hệ thống:</w:t>
+      </w:r>
+      <w:r>
+        <w:t xml:space="preserve"> </w:t>
+      </w:r>
+      <m:oMath>
+        <m:r>
+          <m:t>β</m:t>
+        </m:r>
+        <m:d>
+          <m:dPr>
+            <m:begChr m:val="("/>
+            <m:endChr m:val=")"/>
+            <m:sepChr m:val=""/>
+            <m:grow/>
+          </m:dPr>
+          <m:e>
+            <m:r>
+              <m:rPr>
+                <m:nor/>
+                <m:sty m:val="p"/>
+              </m:rPr>
+              <m:t>FSTS</m:t>
+            </m:r>
+            <m:r>
+              <m:rPr>
+                <m:sty m:val="p"/>
+              </m:rPr>
+              <m:t>×</m:t>
+            </m:r>
+            <m:r>
+              <m:rPr>
+                <m:nor/>
+                <m:sty m:val="p"/>
+              </m:rPr>
+              <m:t>wave</m:t>
+            </m:r>
+            <m:r>
+              <m:rPr>
+                <m:sty m:val="p"/>
+              </m:rPr>
+              <m:t>_</m:t>
+            </m:r>
+            <m:r>
+              <m:t>2025</m:t>
+            </m:r>
+          </m:e>
+        </m:d>
+        <m:r>
+          <m:rPr>
+            <m:sty m:val="p"/>
+          </m:rPr>
+          <m:t>=</m:t>
+        </m:r>
+        <m:r>
+          <m:rPr>
+            <m:sty m:val="p"/>
+          </m:rPr>
+          <m:t>−</m:t>
+        </m:r>
+        <m:r>
+          <m:t>1</m:t>
+        </m:r>
+        <m:r>
+          <m:rPr>
+            <m:sty m:val="p"/>
+          </m:rPr>
+          <m:t>,</m:t>
+        </m:r>
+        <m:r>
+          <m:t>63</m:t>
+        </m:r>
+      </m:oMath>
+      <w:r>
+        <w:t xml:space="preserve"> </w:t>
+      </w:r>
+      <w:r>
+        <w:t xml:space="preserve">(</w:t>
+      </w:r>
+      <m:oMath>
+        <m:r>
+          <m:t>p</m:t>
+        </m:r>
+        <m:r>
+          <m:rPr>
+            <m:sty m:val="p"/>
+          </m:rPr>
+          <m:t>&lt;</m:t>
+        </m:r>
+        <m:r>
+          <m:rPr>
+            <m:sty m:val="p"/>
+          </m:rPr>
+          <m:t>,</m:t>
+        </m:r>
+        <m:r>
+          <m:t>0001</m:t>
+        </m:r>
+      </m:oMath>
+      <w:r>
+        <w:t xml:space="preserve">), cho thấy độ dốc đường cong I-P đã thay đổi căn bản giữa 2014 và 2025.</w:t>
+      </w:r>
+    </w:p>
+    <w:p>
+      <w:pPr>
+        <w:pStyle w:val="BodyText"/>
+      </w:pPr>
+      <w:r>
+        <w:rPr>
+          <w:bCs/>
+          <w:b/>
+        </w:rPr>
+        <w:t xml:space="preserve">Bảng 4.7.</w:t>
+      </w:r>
+      <w:r>
+        <w:t xml:space="preserve"> </w:t>
+      </w:r>
+      <w:r>
+        <w:rPr>
+          <w:iCs/>
+          <w:i/>
+        </w:rPr>
+        <w:t xml:space="preserve">Điểm uốn theo đợt khảo sát, Ấn Độ.</w:t>
+      </w:r>
+    </w:p>
+    <w:tbl>
+      <w:tblPr>
+        <w:tblStyle w:val="Table"/>
+        <w:tblW w:type="pct" w:w="5000"/>
+        <w:tblLook w:firstRow="1" w:lastRow="0" w:firstColumn="0" w:lastColumn="0" w:noHBand="0" w:noVBand="0" w:val="0020"/>
+        <w:jc w:val="start"/>
+      </w:tblPr>
+      <w:tblGrid>
+        <w:gridCol w:w="1584"/>
+        <w:gridCol w:w="1584"/>
+        <w:gridCol w:w="1584"/>
+        <w:gridCol w:w="1584"/>
+        <w:gridCol w:w="1584"/>
+      </w:tblGrid>
+      <w:tr>
+        <w:trPr>
+          <w:tblHeader w:val="true"/>
+        </w:trPr>
+        <w:tc>
+          <w:tcPr/>
+          <w:p>
+            <w:pPr>
+              <w:pStyle w:val="Compact"/>
+              <w:jc w:val="left"/>
+            </w:pPr>
+            <w:r>
+              <w:t xml:space="preserve">Đợt khảo sát</w:t>
+            </w:r>
+          </w:p>
+        </w:tc>
+        <w:tc>
+          <w:tcPr/>
+          <w:p>
+            <w:pPr>
+              <w:pStyle w:val="Compact"/>
+              <w:jc w:val="left"/>
+            </w:pPr>
+            <m:oMath>
+              <m:r>
+                <m:t>N</m:t>
+              </m:r>
+            </m:oMath>
+            <w:r>
+              <w:t xml:space="preserve"> </w:t>
+            </w:r>
+            <w:r>
+              <w:t xml:space="preserve">phân tích</w:t>
+            </w:r>
+          </w:p>
+        </w:tc>
+        <w:tc>
+          <w:tcPr/>
+          <w:p>
+            <w:pPr>
+              <w:pStyle w:val="Compact"/>
+              <w:jc w:val="left"/>
+            </w:pPr>
+            <w:r>
+              <w:t xml:space="preserve">Điểm uốn (TP)</w:t>
+            </w:r>
+          </w:p>
+        </w:tc>
+        <w:tc>
+          <w:tcPr/>
+          <w:p>
+            <w:pPr>
+              <w:pStyle w:val="Compact"/>
+              <w:jc w:val="left"/>
+            </w:pPr>
+            <w:r>
+              <w:t xml:space="preserve">Lind–Mehlum</w:t>
+            </w:r>
+          </w:p>
+        </w:tc>
+        <w:tc>
+          <w:tcPr/>
+          <w:p>
+            <w:pPr>
+              <w:pStyle w:val="Compact"/>
+              <w:jc w:val="left"/>
+            </w:pPr>
+            <w:r>
+              <w:t xml:space="preserve">Nhận xét</w:t>
+            </w:r>
+          </w:p>
+        </w:tc>
+      </w:tr>
+      <w:tr>
+        <w:tc>
+          <w:tcPr/>
+          <w:p>
+            <w:pPr>
+              <w:pStyle w:val="Compact"/>
+              <w:jc w:val="left"/>
+            </w:pPr>
+            <w:r>
+              <w:t xml:space="preserve">2014 (PICS3)</w:t>
+            </w:r>
+          </w:p>
+        </w:tc>
+        <w:tc>
+          <w:tcPr/>
+          <w:p>
+            <w:pPr>
+              <w:pStyle w:val="Compact"/>
+              <w:jc w:val="left"/>
+            </w:pPr>
+            <w:r>
+              <w:t xml:space="preserve">8.941</w:t>
+            </w:r>
+          </w:p>
+        </w:tc>
+        <w:tc>
+          <w:tcPr/>
+          <w:p>
+            <w:pPr>
+              <w:pStyle w:val="Compact"/>
+              <w:jc w:val="left"/>
+            </w:pPr>
+            <w:r>
+              <w:t xml:space="preserve">61,8% FSTS</w:t>
+            </w:r>
+          </w:p>
+        </w:tc>
+        <w:tc>
+          <w:tcPr/>
+          <w:p>
+            <w:pPr>
+              <w:pStyle w:val="Compact"/>
+              <w:jc w:val="left"/>
+            </w:pPr>
+            <m:oMath>
+              <m:r>
+                <m:t>p</m:t>
+              </m:r>
+              <m:r>
+                <m:rPr>
+                  <m:sty m:val="p"/>
+                </m:rPr>
+                <m:t>&lt;</m:t>
+              </m:r>
+              <m:r>
+                <m:rPr>
+                  <m:sty m:val="p"/>
+                </m:rPr>
+                <m:t>,</m:t>
+              </m:r>
+              <m:r>
+                <m:t>001</m:t>
+              </m:r>
+            </m:oMath>
+          </w:p>
+        </w:tc>
+        <w:tc>
+          <w:tcPr/>
+          <w:p>
+            <w:pPr>
+              <w:pStyle w:val="Compact"/>
+              <w:jc w:val="left"/>
+            </w:pPr>
+            <w:r>
+              <w:t xml:space="preserve">U ngược cổ điển</w:t>
+            </w:r>
+          </w:p>
+        </w:tc>
+      </w:tr>
+      <w:tr>
+        <w:tc>
+          <w:tcPr/>
+          <w:p>
+            <w:pPr>
+              <w:pStyle w:val="Compact"/>
+              <w:jc w:val="left"/>
+            </w:pPr>
+            <w:r>
+              <w:t xml:space="preserve">2022 (BEE)</w:t>
+            </w:r>
+          </w:p>
+        </w:tc>
+        <w:tc>
+          <w:tcPr/>
+          <w:p>
+            <w:pPr>
+              <w:pStyle w:val="Compact"/>
+              <w:jc w:val="left"/>
+            </w:pPr>
+            <w:r>
+              <w:t xml:space="preserve">9.300</w:t>
+            </w:r>
+          </w:p>
+        </w:tc>
+        <w:tc>
+          <w:tcPr/>
+          <w:p>
+            <w:pPr>
+              <w:pStyle w:val="Compact"/>
+              <w:jc w:val="left"/>
+            </w:pPr>
+            <w:r>
+              <w:t xml:space="preserve">40,7% FSTS</w:t>
+            </w:r>
+          </w:p>
+        </w:tc>
+        <w:tc>
+          <w:tcPr/>
+          <w:p>
+            <w:pPr>
+              <w:pStyle w:val="Compact"/>
+              <w:jc w:val="left"/>
+            </w:pPr>
+            <m:oMath>
+              <m:r>
+                <m:t>p</m:t>
+              </m:r>
+              <m:r>
+                <m:rPr>
+                  <m:sty m:val="p"/>
+                </m:rPr>
+                <m:t>&lt;</m:t>
+              </m:r>
+              <m:r>
+                <m:rPr>
+                  <m:sty m:val="p"/>
+                </m:rPr>
+                <m:t>,</m:t>
+              </m:r>
+              <m:r>
+                <m:t>001</m:t>
+              </m:r>
+            </m:oMath>
+          </w:p>
+        </w:tc>
+        <w:tc>
+          <w:tcPr/>
+          <w:p>
+            <w:pPr>
+              <w:pStyle w:val="Compact"/>
+              <w:jc w:val="left"/>
+            </w:pPr>
+            <w:r>
+              <w:t xml:space="preserve">U ngược, TP dịch trong</w:t>
+            </w:r>
+          </w:p>
+        </w:tc>
+      </w:tr>
+      <w:tr>
+        <w:tc>
+          <w:tcPr/>
+          <w:p>
+            <w:pPr>
+              <w:pStyle w:val="Compact"/>
+              <w:jc w:val="left"/>
+            </w:pPr>
+            <w:r>
+              <w:t xml:space="preserve">2025 (BREADY)</w:t>
+            </w:r>
+          </w:p>
+        </w:tc>
+        <w:tc>
+          <w:tcPr/>
+          <w:p>
+            <w:pPr>
+              <w:pStyle w:val="Compact"/>
+              <w:jc w:val="left"/>
+            </w:pPr>
+            <w:r>
+              <w:t xml:space="preserve">10.476</w:t>
+            </w:r>
+          </w:p>
+        </w:tc>
+        <w:tc>
+          <w:tcPr/>
+          <w:p>
+            <w:pPr>
+              <w:pStyle w:val="Compact"/>
+              <w:jc w:val="left"/>
+            </w:pPr>
+            <w:r>
+              <w:t xml:space="preserve">Không xác định</w:t>
+            </w:r>
+          </w:p>
+        </w:tc>
+        <w:tc>
+          <w:tcPr/>
+          <w:p>
+            <w:pPr>
+              <w:pStyle w:val="Compact"/>
+              <w:jc w:val="left"/>
+            </w:pPr>
+            <m:oMath>
+              <m:r>
+                <m:t>p</m:t>
+              </m:r>
+              <m:r>
+                <m:rPr>
+                  <m:sty m:val="p"/>
+                </m:rPr>
+                <m:t>=</m:t>
+              </m:r>
+              <m:r>
+                <m:rPr>
+                  <m:sty m:val="p"/>
+                </m:rPr>
+                <m:t>,</m:t>
+              </m:r>
+              <m:r>
+                <m:t>99</m:t>
+              </m:r>
+            </m:oMath>
+          </w:p>
+        </w:tc>
+        <w:tc>
+          <w:tcPr/>
+          <w:p>
+            <w:pPr>
+              <w:pStyle w:val="Compact"/>
+              <w:jc w:val="left"/>
+            </w:pPr>
+            <w:r>
+              <w:t xml:space="preserve">Đường cong sụp đổ</w:t>
+            </w:r>
+          </w:p>
+        </w:tc>
+      </w:tr>
+    </w:tbl>
+    <w:p>
+      <w:pPr>
+        <w:pStyle w:val="BodyText"/>
+      </w:pPr>
+      <w:r>
+        <w:rPr>
+          <w:iCs/>
+          <w:i/>
+        </w:rPr>
+        <w:t xml:space="preserve">Nguồn: phân tích Ấn Độ (Đỗ &amp; Phan, 2026, bản thảo đang chuẩn bị nộp tạp chí MIR).</w:t>
+      </w:r>
+    </w:p>
+    <w:p>
+      <w:pPr>
+        <w:pStyle w:val="BodyText"/>
+      </w:pPr>
+      <w:r>
+        <w:t xml:space="preserve">Phát hiện ngưỡng phá vỡ ở Ấn Độ trái ngược trực tiếp với kết quả Trung Quốc cũng thuộc chế độ thu nhập trung bình cao (Nhóm III ICRV), nơi điểm uốn được chứng minh là bền vững cấu trúc qua 12 năm tăng trưởng tích lũy (P5 China:</w:t>
+      </w:r>
+      <w:r>
+        <w:t xml:space="preserve"> </w:t>
+      </w:r>
+      <m:oMath>
+        <m:r>
+          <m:t>T</m:t>
+        </m:r>
+        <m:r>
+          <m:t>P</m:t>
+        </m:r>
+        <m:r>
+          <m:rPr>
+            <m:sty m:val="p"/>
+          </m:rPr>
+          <m:t>=</m:t>
+        </m:r>
+        <m:r>
+          <m:t>49</m:t>
+        </m:r>
+        <m:r>
+          <m:rPr>
+            <m:sty m:val="p"/>
+          </m:rPr>
+          <m:t>,</m:t>
+        </m:r>
+        <m:r>
+          <m:t>4</m:t>
+        </m:r>
+        <m:r>
+          <m:rPr>
+            <m:sty m:val="p"/>
+          </m:rPr>
+          <m:t>%</m:t>
+        </m:r>
+      </m:oMath>
+      <w:r>
+        <w:t xml:space="preserve"> </w:t>
+      </w:r>
+      <w:r>
+        <w:t xml:space="preserve">năm 2012 so với</w:t>
+      </w:r>
+      <w:r>
+        <w:t xml:space="preserve"> </w:t>
+      </w:r>
+      <m:oMath>
+        <m:r>
+          <m:t>T</m:t>
+        </m:r>
+        <m:r>
+          <m:t>P</m:t>
+        </m:r>
+        <m:r>
+          <m:rPr>
+            <m:sty m:val="p"/>
+          </m:rPr>
+          <m:t>=</m:t>
+        </m:r>
+        <m:r>
+          <m:t>47</m:t>
+        </m:r>
+        <m:r>
+          <m:rPr>
+            <m:sty m:val="p"/>
+          </m:rPr>
+          <m:t>,</m:t>
+        </m:r>
+        <m:r>
+          <m:t>2</m:t>
+        </m:r>
+        <m:r>
+          <m:rPr>
+            <m:sty m:val="p"/>
+          </m:rPr>
+          <m:t>%</m:t>
+        </m:r>
+      </m:oMath>
+      <w:r>
+        <w:t xml:space="preserve"> </w:t>
+      </w:r>
+      <w:r>
+        <w:t xml:space="preserve">năm 2024, Paternoster</w:t>
+      </w:r>
+      <w:r>
+        <w:t xml:space="preserve"> </w:t>
+      </w:r>
+      <m:oMath>
+        <m:r>
+          <m:t>z</m:t>
+        </m:r>
+        <m:r>
+          <m:rPr>
+            <m:sty m:val="p"/>
+          </m:rPr>
+          <m:t>=</m:t>
+        </m:r>
+        <m:r>
+          <m:rPr>
+            <m:sty m:val="p"/>
+          </m:rPr>
+          <m:t>+</m:t>
+        </m:r>
+        <m:r>
+          <m:t>0</m:t>
+        </m:r>
+        <m:r>
+          <m:rPr>
+            <m:sty m:val="p"/>
+          </m:rPr>
+          <m:t>,</m:t>
+        </m:r>
+        <m:r>
+          <m:t>82</m:t>
+        </m:r>
+      </m:oMath>
+      <w:r>
+        <w:t xml:space="preserve">,</w:t>
+      </w:r>
+      <w:r>
+        <w:t xml:space="preserve"> </w:t>
+      </w:r>
+      <m:oMath>
+        <m:r>
+          <m:t>p</m:t>
+        </m:r>
+        <m:r>
+          <m:rPr>
+            <m:sty m:val="p"/>
+          </m:rPr>
+          <m:t>=</m:t>
+        </m:r>
+        <m:r>
+          <m:rPr>
+            <m:sty m:val="p"/>
+          </m:rPr>
+          <m:t>,</m:t>
+        </m:r>
+        <m:r>
+          <m:t>412</m:t>
+        </m:r>
+      </m:oMath>
+      <w:r>
+        <w:t xml:space="preserve"> </w:t>
+      </w:r>
+      <w:r>
+        <w:t xml:space="preserve">chấp nhận giả thuyết cân bằng). Sự đối lập này cho thấy bền vững ngưỡng không phải đặc tính phổ quát của chế độ thể chế ICRV III mà phụ thuộc vào mức độ và tốc độ thay đổi thể chế tích lũy trong cửa sổ quan sát.</w:t>
+      </w:r>
+    </w:p>
+    <w:p>
+      <w:pPr>
+        <w:pStyle w:val="BodyText"/>
+      </w:pPr>
+      <w:r>
+        <w:t xml:space="preserve">Vai trò của TCI tại Ấn Độ cho thấy hiện tượng đảo dấu (sign flip) chưa từng quan sát ở các bối cảnh quốc gia khác. Năm 2014, hiệu ứng trực tiếp TCI dương đáng kể (</w:t>
+      </w:r>
+      <m:oMath>
+        <m:r>
+          <m:t>β</m:t>
+        </m:r>
+        <m:r>
+          <m:rPr>
+            <m:sty m:val="p"/>
+          </m:rPr>
+          <m:t>=</m:t>
+        </m:r>
+        <m:r>
+          <m:rPr>
+            <m:sty m:val="p"/>
+          </m:rPr>
+          <m:t>+</m:t>
+        </m:r>
+        <m:r>
+          <m:t>0</m:t>
+        </m:r>
+        <m:r>
+          <m:rPr>
+            <m:sty m:val="p"/>
+          </m:rPr>
+          <m:t>,</m:t>
+        </m:r>
+        <m:r>
+          <m:t>12</m:t>
+        </m:r>
+      </m:oMath>
+      <w:r>
+        <w:t xml:space="preserve">,</w:t>
+      </w:r>
+      <w:r>
+        <w:t xml:space="preserve"> </w:t>
+      </w:r>
+      <m:oMath>
+        <m:r>
+          <m:t>p</m:t>
+        </m:r>
+        <m:r>
+          <m:rPr>
+            <m:sty m:val="p"/>
+          </m:rPr>
+          <m:t>&lt;</m:t>
+        </m:r>
+        <m:r>
+          <m:rPr>
+            <m:sty m:val="p"/>
+          </m:rPr>
+          <m:t>,</m:t>
+        </m:r>
+        <m:r>
+          <m:t>001</m:t>
+        </m:r>
+      </m:oMath>
+      <w:r>
+        <w:t xml:space="preserve">), năm 2022 tiếp tục dương và mạnh hơn (</w:t>
+      </w:r>
+      <m:oMath>
+        <m:r>
+          <m:t>β</m:t>
+        </m:r>
+        <m:r>
+          <m:rPr>
+            <m:sty m:val="p"/>
+          </m:rPr>
+          <m:t>=</m:t>
+        </m:r>
+        <m:r>
+          <m:rPr>
+            <m:sty m:val="p"/>
+          </m:rPr>
+          <m:t>+</m:t>
+        </m:r>
+        <m:r>
+          <m:t>0</m:t>
+        </m:r>
+        <m:r>
+          <m:rPr>
+            <m:sty m:val="p"/>
+          </m:rPr>
+          <m:t>,</m:t>
+        </m:r>
+        <m:r>
+          <m:t>19</m:t>
+        </m:r>
+      </m:oMath>
+      <w:r>
+        <w:t xml:space="preserve">,</w:t>
+      </w:r>
+      <w:r>
+        <w:t xml:space="preserve"> </w:t>
+      </w:r>
+      <m:oMath>
+        <m:r>
+          <m:t>p</m:t>
+        </m:r>
+        <m:r>
+          <m:rPr>
+            <m:sty m:val="p"/>
+          </m:rPr>
+          <m:t>&lt;</m:t>
+        </m:r>
+        <m:r>
+          <m:rPr>
+            <m:sty m:val="p"/>
+          </m:rPr>
+          <m:t>,</m:t>
+        </m:r>
+        <m:r>
+          <m:t>001</m:t>
+        </m:r>
+      </m:oMath>
+      <w:r>
+        <w:t xml:space="preserve">), nhưng năm 2025 đảo sang âm (</w:t>
+      </w:r>
+      <m:oMath>
+        <m:r>
+          <m:t>β</m:t>
+        </m:r>
+        <m:r>
+          <m:rPr>
+            <m:sty m:val="p"/>
+          </m:rPr>
+          <m:t>=</m:t>
+        </m:r>
+        <m:r>
+          <m:rPr>
+            <m:sty m:val="p"/>
+          </m:rPr>
+          <m:t>−</m:t>
+        </m:r>
+        <m:r>
+          <m:t>0</m:t>
+        </m:r>
+        <m:r>
+          <m:rPr>
+            <m:sty m:val="p"/>
+          </m:rPr>
+          <m:t>,</m:t>
+        </m:r>
+        <m:r>
+          <m:t>08</m:t>
+        </m:r>
+      </m:oMath>
+      <w:r>
+        <w:t xml:space="preserve">,</w:t>
+      </w:r>
+      <w:r>
+        <w:t xml:space="preserve"> </w:t>
+      </w:r>
+      <m:oMath>
+        <m:r>
+          <m:t>p</m:t>
+        </m:r>
+        <m:r>
+          <m:rPr>
+            <m:sty m:val="p"/>
+          </m:rPr>
+          <m:t>&lt;</m:t>
+        </m:r>
+        <m:r>
+          <m:rPr>
+            <m:sty m:val="p"/>
+          </m:rPr>
+          <m:t>,</m:t>
+        </m:r>
+        <m:r>
+          <m:t>001</m:t>
+        </m:r>
+      </m:oMath>
+      <w:r>
+        <w:t xml:space="preserve">) đi kèm tương tác FSTS</w:t>
+      </w:r>
+      <m:oMath>
+        <m:r>
+          <m:rPr>
+            <m:sty m:val="p"/>
+          </m:rPr>
+          <m:t>×</m:t>
+        </m:r>
+      </m:oMath>
+      <w:r>
+        <w:t xml:space="preserve">TCI dương (</w:t>
+      </w:r>
+      <m:oMath>
+        <m:r>
+          <m:t>β</m:t>
+        </m:r>
+        <m:r>
+          <m:rPr>
+            <m:sty m:val="p"/>
+          </m:rPr>
+          <m:t>=</m:t>
+        </m:r>
+        <m:r>
+          <m:rPr>
+            <m:sty m:val="p"/>
+          </m:rPr>
+          <m:t>+</m:t>
+        </m:r>
+        <m:r>
+          <m:t>0</m:t>
+        </m:r>
+        <m:r>
+          <m:rPr>
+            <m:sty m:val="p"/>
+          </m:rPr>
+          <m:t>,</m:t>
+        </m:r>
+        <m:r>
+          <m:t>20</m:t>
+        </m:r>
+      </m:oMath>
+      <w:r>
+        <w:t xml:space="preserve">,</w:t>
+      </w:r>
+      <w:r>
+        <w:t xml:space="preserve"> </w:t>
+      </w:r>
+      <m:oMath>
+        <m:r>
+          <m:t>p</m:t>
+        </m:r>
+        <m:r>
+          <m:rPr>
+            <m:sty m:val="p"/>
+          </m:rPr>
+          <m:t>=</m:t>
+        </m:r>
+        <m:r>
+          <m:rPr>
+            <m:sty m:val="p"/>
+          </m:rPr>
+          <m:t>,</m:t>
+        </m:r>
+        <m:r>
+          <m:t>03</m:t>
+        </m:r>
+      </m:oMath>
+      <w:r>
+        <w:t xml:space="preserve">). Diễn giải nhất quán nhất với khung Mizik và Jacobson (2003) về đánh đổi chú trọng chiến lược (strategic emphasis trade-off): khi chính sách PLI và Atmanirbhar Bharat sau 2020 chuyển hướng năng lực công nghệ sang sản xuất nội địa, đầu tư TCI của doanh nghiệp định hướng nội địa cạnh tranh nguồn lực với hoạt động xuất khẩu, làm triệt tiêu lợi ích năng suất TCI vốn quan sát được khi tích lũy năng lực không thiên kiến giữa nội địa và xuất khẩu.</w:t>
+      </w:r>
+    </w:p>
+    <w:p>
+      <w:pPr>
+        <w:pStyle w:val="BodyText"/>
+      </w:pPr>
+      <w:r>
+        <w:t xml:space="preserve">Vai trò của DAI tại Ấn Độ làm rõ một sự tinh chỉnh lý thuyết quan trọng cho khung CDCM. Tại đợt 2025, ngoài chỉ báo Tier-1 (trang web) chung cho cả ba đợt, WBES BREADY cung cấp thêm chỉ báo Tier-2 (tỷ trọng doanh thu nhận qua thanh toán điện tử, biến</w:t>
+      </w:r>
+      <w:r>
+        <w:t xml:space="preserve"> </w:t>
+      </w:r>
+      <w:r>
+        <w:rPr>
+          <w:rStyle w:val="VerbatimChar"/>
+        </w:rPr>
+        <w:t xml:space="preserve">k33</w:t>
+      </w:r>
+      <w:r>
+        <w:t xml:space="preserve">) làm bối cảnh thí nghiệm gần tự nhiên cho hạ tầng số công cộng UPI. Tương tác DAI Tier-2 với cường độ xuất khẩu lại âm và có ý nghĩa thống kê:</w:t>
+      </w:r>
+      <w:r>
+        <w:t xml:space="preserve"> </w:t>
+      </w:r>
+      <m:oMath>
+        <m:r>
+          <m:rPr>
+            <m:nor/>
+            <m:sty m:val="p"/>
+          </m:rPr>
+          <m:t>FSTS</m:t>
+        </m:r>
+        <m:r>
+          <m:rPr>
+            <m:sty m:val="p"/>
+          </m:rPr>
+          <m:t>×</m:t>
+        </m:r>
+        <m:sSub>
+          <m:e>
+            <m:r>
+              <m:rPr>
+                <m:nor/>
+                <m:sty m:val="p"/>
+              </m:rPr>
+              <m:t>DAI</m:t>
+            </m:r>
+          </m:e>
+          <m:sub>
+            <m:r>
+              <m:t>T</m:t>
+            </m:r>
+            <m:r>
+              <m:t>i</m:t>
+            </m:r>
+            <m:r>
+              <m:t>e</m:t>
+            </m:r>
+            <m:r>
+              <m:t>r</m:t>
+            </m:r>
+            <m:r>
+              <m:rPr>
+                <m:sty m:val="p"/>
+              </m:rPr>
+              <m:t>−</m:t>
+            </m:r>
+            <m:r>
+              <m:t>2</m:t>
+            </m:r>
+          </m:sub>
+        </m:sSub>
+        <m:r>
+          <m:rPr>
+            <m:sty m:val="p"/>
+          </m:rPr>
+          <m:t>=</m:t>
+        </m:r>
+        <m:r>
+          <m:rPr>
+            <m:sty m:val="p"/>
+          </m:rPr>
+          <m:t>−</m:t>
+        </m:r>
+        <m:r>
+          <m:t>4</m:t>
+        </m:r>
+        <m:r>
+          <m:rPr>
+            <m:sty m:val="p"/>
+          </m:rPr>
+          <m:t>,</m:t>
+        </m:r>
+        <m:r>
+          <m:t>02</m:t>
+        </m:r>
+      </m:oMath>
+      <w:r>
+        <w:t xml:space="preserve">,</w:t>
+      </w:r>
+      <w:r>
+        <w:t xml:space="preserve"> </w:t>
+      </w:r>
+      <m:oMath>
+        <m:r>
+          <m:t>p</m:t>
+        </m:r>
+        <m:r>
+          <m:rPr>
+            <m:sty m:val="p"/>
+          </m:rPr>
+          <m:t>=</m:t>
+        </m:r>
+        <m:r>
+          <m:rPr>
+            <m:sty m:val="p"/>
+          </m:rPr>
+          <m:t>,</m:t>
+        </m:r>
+        <m:r>
+          <m:t>004</m:t>
+        </m:r>
+      </m:oMath>
+      <w:r>
+        <w:t xml:space="preserve">, ngược với dự đoán phụ phẩm cộng hưởng năng lực số công cộng. Diễn giải cộng hưởng (complementarity reading): hạ tầng số công cộng UPI vận hành trên đường ray rupee nội địa và yêu cầu KYC Aadhaar cho đối tác cư trú tại Ấn Độ; doanh nghiệp xuất khẩu cần hạ tầng tài chính xuyên biên giới khác hẳn (SWIFT, ngân hàng đại lý, tài trợ thương mại, bảo hiểm tín dụng xuất khẩu) mà UPI không thể thay thế. Phát hiện này cho thấy hạ tầng công cộng số chỉ thay thế năng lực tư nhân khi hai loại hạ tầng có cùng định hướng mục đích, không phải thay thế phổ quát cho mọi hoạt động sản xuất doanh nghiệp.</w:t>
+      </w:r>
+    </w:p>
+    <w:bookmarkEnd w:id="39"/>
+    <w:bookmarkEnd w:id="40"/>
+    <w:bookmarkStart w:id="44" w:name="X7dc1f4b6942ab8cbfe81c82f5ce732ad4c75229"/>
+    <w:p>
+      <w:pPr>
+        <w:pStyle w:val="Heading2"/>
+      </w:pPr>
+      <w:r>
+        <w:t xml:space="preserve">4.5 Trường hợp biên: quốc đảo nhỏ đang phát triển Thái Bình Dương (SIDS)</w:t>
+      </w:r>
+    </w:p>
+    <w:bookmarkStart w:id="41" w:name="đặc-điểm-mẫu-sids"/>
+    <w:p>
+      <w:pPr>
+        <w:pStyle w:val="Heading3"/>
+      </w:pPr>
+      <w:r>
+        <w:t xml:space="preserve">4.5.1 Đặc điểm mẫu SIDS</w:t>
+      </w:r>
+    </w:p>
+    <w:p>
+      <w:pPr>
+        <w:pStyle w:val="FirstParagraph"/>
+      </w:pPr>
+      <w:r>
         <w:t xml:space="preserve">Phân tích phân tích SIDS Thái Bình Dương tập trung vào chín nền kinh tế Quốc đảo nhỏ đang phát triển (Small Islands Developing States, SIDS) Thái Bình Dương (Nhóm VI) với tổng</w:t>
       </w:r>
       <w:r>
@@ -10920,8 +12992,8 @@
         <w:t xml:space="preserve">tăng từ 0,511 (chỉ hiệu ứng cố định năm) lên 0,799 (hiệu ứng cố định quốc gia và năm), xác nhận 95% phương sai năng suất được giải thích nằm giữa các quốc gia, phù hợp với mức độ dị biệt cực lớn giữa các đảo về chất lượng thể chế, độ xa xôi địa lý và cấu trúc kinh tế. Cấu trúc mẫu này phản ánh thực tế kinh tế của SIDS: thị trường nội địa nhỏ khiến xuất khẩu không phải là lựa chọn chiến lược chủ động mà thường là phản ứng trước áp lực khi cầu nội địa bị giới hạn.</w:t>
       </w:r>
     </w:p>
-    <w:bookmarkEnd w:id="40"/>
-    <w:bookmarkStart w:id="41" w:name="Xa4cc7b4119a730c0567e9dfd632a5ad630da69d"/>
+    <w:bookmarkEnd w:id="41"/>
+    <w:bookmarkStart w:id="42" w:name="Xa4cc7b4119a730c0567e9dfd632a5ad630da69d"/>
     <w:p>
       <w:pPr>
         <w:pStyle w:val="Heading3"/>
@@ -11993,8 +14065,8 @@
         <w:t xml:space="preserve">) đều không có ý nghĩa thống kê. Các điểm ước lượng dương nhưng nhỏ này gợi ý năng lực có thể nâng mặt bằng năng suất nói chung nhưng không thể đảo ngược tính âm cấu trúc của quan hệ FSTS–hiệu quả mà hiện tượng này mô tả.</w:t>
       </w:r>
     </w:p>
-    <w:bookmarkEnd w:id="41"/>
-    <w:bookmarkStart w:id="42" w:name="cơ-chế-gánh-nặng-quốc-tế-hóa-bắt-buộc"/>
+    <w:bookmarkEnd w:id="42"/>
+    <w:bookmarkStart w:id="43" w:name="cơ-chế-gánh-nặng-quốc-tế-hóa-bắt-buộc"/>
     <w:p>
       <w:pPr>
         <w:pStyle w:val="Heading3"/>
@@ -12022,7 +14094,7 @@
         <w:t xml:space="preserve"> </w:t>
       </w:r>
       <w:r>
-        <w:t xml:space="preserve">= ,032) trên dữ liệu WBES, và (iii) đặt FIP như một điều kiện biên rõ ràng cho lý thuyết quan hệ I-P phi tuyến. Cơ chế giải thích gồm ba yếu tố cấu trúc đặc thù của các nền kinh tế đảo nhỏ. Thị trường nội địa quá nhỏ buộc doanh nghiệp xuất khẩu không phải vì có lợi thế cạnh tranh mà vì cầu nội địa không đủ để duy trì hoạt động, tức quốc tế hóa bắt buộc chứ không phải quốc tế hóa chiến lược. Chi phí hậu cần và tiếp cận thị trường cực cao do vị trí địa lý xa xôi và phân tán, làm chi phí giao dịch xuyên biên giới không tương xứng với giá trị hàng hóa có thể xuất khẩu, có thể khuếch đại chi phí kinh doanh của doanh thu xuất khẩu thêm 30–210%. Sự thiếu hụt hỗ trợ thể chế cùng năng lực xuất khẩu, thể hiện qua khoảng trống thể chế toàn diện với việc thiếu trung gian tài chính thương mại, thực thi hợp đồng kém và hạ tầng tiêu chuẩn hạn chế, khiến doanh nghiệp không thể chiếm dụng các lợi ích học hỏi và quy mô mà lý thuyết quốc tế hóa hứa hẹn.</w:t>
+        <w:t xml:space="preserve">=,032) trên dữ liệu WBES, và (iii) đặt FIP như một điều kiện biên rõ ràng cho lý thuyết quan hệ I-P phi tuyến. Cơ chế giải thích gồm ba yếu tố cấu trúc đặc thù của các nền kinh tế đảo nhỏ. Thị trường nội địa quá nhỏ buộc doanh nghiệp xuất khẩu không phải vì có lợi thế cạnh tranh mà vì cầu nội địa không đủ để duy trì hoạt động, tức quốc tế hóa bắt buộc chứ không phải quốc tế hóa chiến lược. Chi phí hậu cần và tiếp cận thị trường cực cao do vị trí địa lý xa xôi và phân tán, làm chi phí giao dịch xuyên biên giới không tương xứng với giá trị hàng hóa có thể xuất khẩu, có thể khuếch đại chi phí kinh doanh của doanh thu xuất khẩu thêm 30–210%. Sự thiếu hụt hỗ trợ thể chế cùng năng lực xuất khẩu, thể hiện qua khoảng trống thể chế toàn diện với việc thiếu trung gian tài chính thương mại, thực thi hợp đồng kém và hạ tầng tiêu chuẩn hạn chế, khiến doanh nghiệp không thể chiếm dụng các lợi ích học hỏi và quy mô mà lý thuyết quốc tế hóa hứa hẹn.</w:t>
       </w:r>
     </w:p>
     <w:p>
@@ -12073,9 +14145,9 @@
         </w:pict>
       </w:r>
     </w:p>
-    <w:bookmarkEnd w:id="42"/>
     <w:bookmarkEnd w:id="43"/>
-    <w:bookmarkStart w:id="48" w:name="thảo-luận-tổng-hợp"/>
+    <w:bookmarkEnd w:id="44"/>
+    <w:bookmarkStart w:id="49" w:name="thảo-luận-tổng-hợp"/>
     <w:p>
       <w:pPr>
         <w:pStyle w:val="Heading2"/>
@@ -12084,7 +14156,7 @@
         <w:t xml:space="preserve">4.6 Thảo luận tổng hợp</w:t>
       </w:r>
     </w:p>
-    <w:bookmarkStart w:id="44" w:name="điểm-tối-ưu-được-dịch-chuyển"/>
+    <w:bookmarkStart w:id="45" w:name="điểm-tối-ưu-được-dịch-chuyển"/>
     <w:p>
       <w:pPr>
         <w:pStyle w:val="Heading3"/>
@@ -12157,8 +14229,8 @@
         <w:t xml:space="preserve">của hình chữ U ngược, sâu dần khi thể chế suy giảm và phẳng dần về gần tuyến tính ở chế độ tiên tiến. Như vậy, tính không đồng nhất của độ cong và vị trí điểm tối ưu hòa giải mâu thuẫn bề ngoài giữa các nghiên cứu báo cáo quan hệ tuyến tính dương, U ngược, và không có ý nghĩa: đó là những quan sát về cùng một họ đường cong được lấy mẫu ở các địa điểm thể chế khác nhau. Phát hiện này vượt qua các công trình nền tảng của Lu và Beamish (2004), vốn tìm thấy một điểm uốn cố định khoảng 60% trên doanh nghiệp Nhật Bản, bằng cách chứng minh rằng không tồn tại một điểm uốn phổ quát cho mọi bối cảnh, và mở rộng phát hiện điều tiết thể chế của Marano và cộng sự (2016) từ phân loại nhị phân sang sáu chế độ con ICRV.</w:t>
       </w:r>
     </w:p>
-    <w:bookmarkEnd w:id="44"/>
-    <w:bookmarkStart w:id="45" w:name="năng-lực-số-thay-thế-thể-chế"/>
+    <w:bookmarkEnd w:id="45"/>
+    <w:bookmarkStart w:id="46" w:name="năng-lực-số-thay-thế-thể-chế"/>
     <w:p>
       <w:pPr>
         <w:pStyle w:val="Heading3"/>
@@ -12296,8 +14368,8 @@
         <w:t xml:space="preserve">trên dải sáu chế độ ICRV, một kết luận mạnh hơn về mặt phương pháp do dải biến thiên thể chế của mẫu luận án rộng hơn đáng kể.</w:t>
       </w:r>
     </w:p>
-    <w:bookmarkEnd w:id="45"/>
-    <w:bookmarkStart w:id="46" w:name="X89b4e3019be9a5bfe4fd000ed89d8415c285310"/>
+    <w:bookmarkEnd w:id="46"/>
+    <w:bookmarkStart w:id="47" w:name="X89b4e3019be9a5bfe4fd000ed89d8415c285310"/>
     <w:p>
       <w:pPr>
         <w:pStyle w:val="Heading3"/>
@@ -12371,8 +14443,8 @@
         <w:t xml:space="preserve">Như vậy, bức tranh liên thông cho thấy TCI là năng lực nền tảng với hiệu ứng nâng mặt bằng nhất quán, còn DAI là nguồn lực tình huống mà cơ chế và độ lớn của việc điều tiết đường cong phụ thuộc bối cảnh ICRV và mức độ phong phú của thước đo. Mọi thước đo DAI trong luận án đều mang tính chỉ số chấp nhận số tĩnh, không phải năng lực số động, do dữ liệu WBES không đủ thang đo để nắm bắt tính động. Đây là một giới hạn về độ trung thực khái niệm mà các nghiên cứu tương lai cần khắc phục.</w:t>
       </w:r>
     </w:p>
-    <w:bookmarkEnd w:id="46"/>
-    <w:bookmarkStart w:id="47" w:name="tổng-hợp-kết-quả-theo-hệ-giả-thuyết"/>
+    <w:bookmarkEnd w:id="47"/>
+    <w:bookmarkStart w:id="48" w:name="tổng-hợp-kết-quả-theo-hệ-giả-thuyết"/>
     <w:p>
       <w:pPr>
         <w:pStyle w:val="Heading3"/>
@@ -13432,9 +15504,9 @@
         </w:pict>
       </w:r>
     </w:p>
-    <w:bookmarkEnd w:id="47"/>
     <w:bookmarkEnd w:id="48"/>
-    <w:bookmarkStart w:id="49" w:name="kiểm-định-độ-vững"/>
+    <w:bookmarkEnd w:id="49"/>
+    <w:bookmarkStart w:id="50" w:name="kiểm-định-độ-vững"/>
     <w:p>
       <w:pPr>
         <w:pStyle w:val="Heading2"/>
@@ -14027,8 +16099,8 @@
         </w:pict>
       </w:r>
     </w:p>
-    <w:bookmarkEnd w:id="49"/>
     <w:bookmarkEnd w:id="50"/>
+    <w:bookmarkEnd w:id="51"/>
     <w:sectPr>
       <w:pgSz w:h="16838" w:w="11906"/>
       <w:pgMar w:bottom="1134" w:left="1701" w:right="1134" w:top="1134"/>

--- a/dist/SUBMISSION_FINAL/Thesis_LuanAn/chuong_4_ket_qua.docx
+++ b/dist/SUBMISSION_FINAL/Thesis_LuanAn/chuong_4_ket_qua.docx
@@ -48,7 +48,87 @@
         <w:pStyle w:val="BodyText"/>
       </w:pPr>
       <w:r>
-        <w:t xml:space="preserve">Đọc xuyên suốt, chương này không phải một chuỗi kết quả rời rạc mà là bằng chứng cho một</w:t>
+        <w:t xml:space="preserve">Đọc xuyên suốt, chương này không phải một chuỗi kết quả rời rạc mà là bằng chứng kiểm định cho</w:t>
+      </w:r>
+      <w:r>
+        <w:t xml:space="preserve"> </w:t>
+      </w:r>
+      <w:r>
+        <w:rPr>
+          <w:bCs/>
+          <w:b/>
+        </w:rPr>
+        <w:t xml:space="preserve">khung lý thuyết phân tầng CIMT–ICRV–CDCM</w:t>
+      </w:r>
+      <w:r>
+        <w:t xml:space="preserve"> </w:t>
+      </w:r>
+      <w:r>
+        <w:t xml:space="preserve">đã thiết lập ở Chương 2 §2.5: kết quả phân tích tổng hợp (§4.2) và phân tích đa quốc gia (§4.3) kiểm định</w:t>
+      </w:r>
+      <w:r>
+        <w:t xml:space="preserve"> </w:t>
+      </w:r>
+      <w:r>
+        <w:rPr>
+          <w:iCs/>
+          <w:i/>
+        </w:rPr>
+        <w:t xml:space="preserve">cơ chế CIMT</w:t>
+      </w:r>
+      <w:r>
+        <w:t xml:space="preserve"> </w:t>
+      </w:r>
+      <w:r>
+        <w:t xml:space="preserve">(3 kênh rent protection / LoF attenuation / institutional-void amplification); dải biến thiên theo</w:t>
+      </w:r>
+      <w:r>
+        <w:t xml:space="preserve"> </w:t>
+      </w:r>
+      <w:r>
+        <w:rPr>
+          <w:iCs/>
+          <w:i/>
+        </w:rPr>
+        <w:t xml:space="preserve">taxonomy ICRV</w:t>
+      </w:r>
+      <w:r>
+        <w:t xml:space="preserve"> </w:t>
+      </w:r>
+      <w:r>
+        <w:t xml:space="preserve">hiện rõ ở §4.3 + §4.4;</w:t>
+      </w:r>
+      <w:r>
+        <w:t xml:space="preserve"> </w:t>
+      </w:r>
+      <w:r>
+        <w:rPr>
+          <w:iCs/>
+          <w:i/>
+        </w:rPr>
+        <w:t xml:space="preserve">signature CDCM</w:t>
+      </w:r>
+      <w:r>
+        <w:t xml:space="preserve"> </w:t>
+      </w:r>
+      <w:r>
+        <w:t xml:space="preserve">được kiểm định qua tương tác DAI × ICRV (§4.3) và bốn nghiên cứu đơn quốc gia (§4.4 + §4.5). Theo logic này, mỗi nghiên cứu thành phần là một</w:t>
+      </w:r>
+      <w:r>
+        <w:t xml:space="preserve"> </w:t>
+      </w:r>
+      <w:r>
+        <w:rPr>
+          <w:iCs/>
+          <w:i/>
+        </w:rPr>
+        <w:t xml:space="preserve">observable signature</w:t>
+      </w:r>
+      <w:r>
+        <w:t xml:space="preserve"> </w:t>
+      </w:r>
+      <w:r>
+        <w:t xml:space="preserve">của CIMT tại một vị trí cụ thể trên dải ICRV: chế độ thể chế ICRV vận hành như</w:t>
       </w:r>
       <w:r>
         <w:t xml:space="preserve"> </w:t>
@@ -61,7 +141,10 @@
         <w:t xml:space="preserve">bản đồ địa hình xuất khẩu chiến lược (strategic export topography)</w:t>
       </w:r>
       <w:r>
-        <w:t xml:space="preserve">, trên đó chế độ thể chế ICRV vận hành như một bộ lọc chi phí giao dịch định vị nơi quan hệ I-P đạt đỉnh hay đảo chiều. Bốn phát hiện nổi bật neo giữ mạch lập luận đó và được nêu lên ngay từ đầu thay vì để ẩn trong các tiểu mục. Thứ nhất, hiệu chỉnh thiên lệch công bố ở phân tích tổng hợp khẳng định</w:t>
+        <w:t xml:space="preserve"> </w:t>
+      </w:r>
+      <w:r>
+        <w:t xml:space="preserve">mà luận án xây dựng, tức bộ lọc chi phí giao dịch định vị nơi quan hệ I-P đạt đỉnh hay đảo chiều. Bốn phát hiện nổi bật neo giữ mạch lập luận đó và được nêu lên ngay từ đầu thay vì để ẩn trong các tiểu mục. Thứ nhất, hiệu chỉnh thiên lệch công bố ở phân tích tổng hợp khẳng định</w:t>
       </w:r>
       <w:r>
         <w:t xml:space="preserve"> </w:t>

--- a/dist/SUBMISSION_FINAL/Thesis_LuanAn/chuong_4_ket_qua.docx
+++ b/dist/SUBMISSION_FINAL/Thesis_LuanAn/chuong_4_ket_qua.docx
@@ -16321,7 +16321,8 @@
     <w:name w:val="Normal"/>
     <w:qFormat/>
     <w:pPr>
-      <w:spacing w:line="288" w:lineRule="auto"/>
+      <w:ind w:firstLine="567"/>
+      <w:spacing w:line="360" w:lineRule="auto"/>
       <w:jc w:val="both"/>
     </w:pPr>
     <w:rPr>
@@ -16335,7 +16336,7 @@
     <w:basedOn w:val="Normal"/>
     <w:link w:val="BodyTextChar"/>
     <w:pPr>
-      <w:spacing w:after="180" w:before="180" w:line="288" w:lineRule="auto"/>
+      <w:spacing w:after="180" w:before="180" w:line="360" w:lineRule="auto"/>
       <w:jc w:val="both"/>
     </w:pPr>
     <w:qFormat/>
@@ -16351,7 +16352,7 @@
     <w:next w:val="BodyText"/>
     <w:qFormat/>
     <w:pPr>
-      <w:spacing w:line="288" w:lineRule="auto"/>
+      <w:spacing w:line="360" w:lineRule="auto"/>
       <w:jc w:val="both"/>
     </w:pPr>
     <w:rPr>
@@ -16365,7 +16366,7 @@
     <w:basedOn w:val="BodyText"/>
     <w:qFormat/>
     <w:pPr>
-      <w:spacing w:after="36" w:before="36" w:line="288" w:lineRule="auto"/>
+      <w:spacing w:after="36" w:before="36" w:line="360" w:lineRule="auto"/>
       <w:jc w:val="both"/>
     </w:pPr>
     <w:rPr>
@@ -16382,7 +16383,7 @@
     <w:pPr>
       <w:keepNext/>
       <w:keepLines/>
-      <w:spacing w:after="240" w:before="480" w:line="288" w:lineRule="auto"/>
+      <w:spacing w:after="240" w:before="480" w:line="360" w:lineRule="auto"/>
       <w:jc w:val="both"/>
     </w:pPr>
     <w:rPr>
@@ -16402,7 +16403,7 @@
     <w:pPr>
       <w:keepNext/>
       <w:keepLines/>
-      <w:spacing w:after="240" w:before="240" w:line="288" w:lineRule="auto"/>
+      <w:spacing w:after="240" w:before="240" w:line="360" w:lineRule="auto"/>
       <w:jc w:val="both"/>
     </w:pPr>
     <w:rPr>
@@ -16419,7 +16420,7 @@
     <w:pPr>
       <w:keepNext/>
       <w:keepLines/>
-      <w:spacing w:line="288" w:lineRule="auto"/>
+      <w:spacing w:line="360" w:lineRule="auto"/>
       <w:jc w:val="both"/>
     </w:pPr>
     <w:rPr>
@@ -16435,7 +16436,7 @@
     <w:pPr>
       <w:keepNext/>
       <w:keepLines/>
-      <w:spacing w:line="288" w:lineRule="auto"/>
+      <w:spacing w:line="360" w:lineRule="auto"/>
       <w:jc w:val="both"/>
     </w:pPr>
     <w:rPr>
@@ -16453,7 +16454,7 @@
       <w:keepNext/>
       <w:keepLines/>
       <w:jc w:val="both"/>
-      <w:spacing w:after="0" w:before="300" w:line="288" w:lineRule="auto"/>
+      <w:spacing w:after="0" w:before="300" w:line="360" w:lineRule="auto"/>
     </w:pPr>
     <w:rPr>
       <w:color w:val="000000"/>
@@ -16471,7 +16472,7 @@
     <w:pPr>
       <w:keepNext/>
       <w:keepLines/>
-      <w:spacing w:after="300" w:before="100" w:line="288" w:lineRule="auto"/>
+      <w:spacing w:after="300" w:before="100" w:line="360" w:lineRule="auto"/>
       <w:jc w:val="both"/>
     </w:pPr>
     <w:rPr>
@@ -16487,7 +16488,7 @@
     <w:next w:val="Bibliography"/>
     <w:qFormat/>
     <w:pPr>
-      <w:spacing w:line="288" w:lineRule="auto"/>
+      <w:spacing w:line="360" w:lineRule="auto"/>
       <w:jc w:val="both"/>
     </w:pPr>
     <w:rPr>
@@ -16505,8 +16506,8 @@
     <w:pPr>
       <w:keepNext/>
       <w:keepLines/>
-      <w:spacing w:after="0" w:before="480" w:line="288" w:lineRule="auto"/>
-      <w:jc w:val="both"/>
+      <w:spacing w:after="0" w:before="480" w:line="360" w:lineRule="auto"/>
+      <w:jc w:val="center"/>
       <w:outlineLvl w:val="0"/>
     </w:pPr>
     <w:rPr>
@@ -16514,7 +16515,7 @@
       <w:b/>
       <w:bCs/>
       <w:color w:val="000000"/>
-      <w:sz w:val="26"/>
+      <w:sz w:val="32"/>
       <w:szCs w:val="32"/>
     </w:rPr>
   </w:style>
@@ -16528,7 +16529,7 @@
     <w:pPr>
       <w:keepNext/>
       <w:keepLines/>
-      <w:spacing w:after="0" w:before="200" w:line="288" w:lineRule="auto"/>
+      <w:spacing w:after="0" w:before="200" w:line="360" w:lineRule="auto"/>
       <w:jc w:val="both"/>
       <w:outlineLvl w:val="1"/>
     </w:pPr>
@@ -16537,7 +16538,7 @@
       <w:b/>
       <w:bCs/>
       <w:color w:val="000000"/>
-      <w:sz w:val="26"/>
+      <w:sz w:val="28"/>
       <w:szCs w:val="28"/>
     </w:rPr>
   </w:style>
@@ -16551,7 +16552,7 @@
     <w:pPr>
       <w:keepNext/>
       <w:keepLines/>
-      <w:spacing w:after="0" w:before="200" w:line="288" w:lineRule="auto"/>
+      <w:spacing w:after="0" w:before="200" w:line="360" w:lineRule="auto"/>
       <w:jc w:val="both"/>
       <w:outlineLvl w:val="2"/>
     </w:pPr>
@@ -16574,7 +16575,7 @@
     <w:pPr>
       <w:keepNext/>
       <w:keepLines/>
-      <w:spacing w:after="0" w:before="200" w:line="288" w:lineRule="auto"/>
+      <w:spacing w:after="0" w:before="200" w:line="360" w:lineRule="auto"/>
       <w:jc w:val="both"/>
       <w:outlineLvl w:val="3"/>
     </w:pPr>
@@ -16597,7 +16598,7 @@
     <w:pPr>
       <w:keepNext/>
       <w:keepLines/>
-      <w:spacing w:after="0" w:before="200" w:line="288" w:lineRule="auto"/>
+      <w:spacing w:after="0" w:before="200" w:line="360" w:lineRule="auto"/>
       <w:jc w:val="both"/>
       <w:outlineLvl w:val="4"/>
     </w:pPr>
@@ -16619,7 +16620,7 @@
     <w:pPr>
       <w:keepNext/>
       <w:keepLines/>
-      <w:spacing w:after="0" w:before="200" w:line="288" w:lineRule="auto"/>
+      <w:spacing w:after="0" w:before="200" w:line="360" w:lineRule="auto"/>
       <w:jc w:val="both"/>
       <w:outlineLvl w:val="5"/>
     </w:pPr>
@@ -16640,7 +16641,7 @@
     <w:pPr>
       <w:keepNext/>
       <w:keepLines/>
-      <w:spacing w:after="0" w:before="200" w:line="288" w:lineRule="auto"/>
+      <w:spacing w:after="0" w:before="200" w:line="360" w:lineRule="auto"/>
       <w:jc w:val="both"/>
       <w:outlineLvl w:val="6"/>
     </w:pPr>
@@ -16661,7 +16662,7 @@
     <w:pPr>
       <w:keepNext/>
       <w:keepLines/>
-      <w:spacing w:after="0" w:before="200" w:line="288" w:lineRule="auto"/>
+      <w:spacing w:after="0" w:before="200" w:line="360" w:lineRule="auto"/>
       <w:jc w:val="both"/>
       <w:outlineLvl w:val="7"/>
     </w:pPr>
@@ -16682,7 +16683,7 @@
     <w:pPr>
       <w:keepNext/>
       <w:keepLines/>
-      <w:spacing w:after="0" w:before="200" w:line="288" w:lineRule="auto"/>
+      <w:spacing w:after="0" w:before="200" w:line="360" w:lineRule="auto"/>
       <w:jc w:val="both"/>
       <w:outlineLvl w:val="8"/>
     </w:pPr>
@@ -16701,7 +16702,7 @@
     <w:unhideWhenUsed/>
     <w:qFormat/>
     <w:pPr>
-      <w:spacing w:after="100" w:before="100" w:line="288" w:lineRule="auto"/>
+      <w:spacing w:after="100" w:before="100" w:line="360" w:lineRule="auto"/>
       <w:ind w:firstLine="0" w:left="480" w:right="480"/>
       <w:jc w:val="both"/>
     </w:pPr>
@@ -16719,7 +16720,7 @@
     <w:unhideWhenUsed/>
     <w:qFormat/>
     <w:pPr>
-      <w:spacing w:line="288" w:lineRule="auto"/>
+      <w:spacing w:line="360" w:lineRule="auto"/>
       <w:jc w:val="both"/>
     </w:pPr>
     <w:rPr>
@@ -16745,7 +16746,7 @@
     <w:unhideWhenUsed/>
     <w:qFormat/>
     <w:pPr>
-      <w:spacing w:line="288" w:lineRule="auto"/>
+      <w:spacing w:line="360" w:lineRule="auto"/>
       <w:jc w:val="both"/>
     </w:pPr>
     <w:rPr>
@@ -16785,7 +16786,7 @@
     <w:pPr>
       <w:keepNext/>
       <w:keepLines/>
-      <w:spacing w:after="0" w:line="288" w:lineRule="auto"/>
+      <w:spacing w:after="0" w:line="360" w:lineRule="auto"/>
       <w:jc w:val="both"/>
     </w:pPr>
     <w:rPr>
@@ -16799,7 +16800,7 @@
     <w:name w:val="Definition"/>
     <w:basedOn w:val="Normal"/>
     <w:pPr>
-      <w:spacing w:line="288" w:lineRule="auto"/>
+      <w:spacing w:line="360" w:lineRule="auto"/>
       <w:jc w:val="both"/>
     </w:pPr>
     <w:rPr>
@@ -16813,7 +16814,7 @@
     <w:basedOn w:val="Normal"/>
     <w:link w:val="BodyTextChar"/>
     <w:pPr>
-      <w:spacing w:after="120" w:before="0" w:line="288" w:lineRule="auto"/>
+      <w:spacing w:after="120" w:before="0" w:line="360" w:lineRule="auto"/>
       <w:jc w:val="both"/>
     </w:pPr>
     <w:rPr>
@@ -16828,7 +16829,7 @@
     <w:basedOn w:val="Caption"/>
     <w:pPr>
       <w:keepNext/>
-      <w:spacing w:line="288" w:lineRule="auto"/>
+      <w:spacing w:line="360" w:lineRule="auto"/>
       <w:jc w:val="both"/>
     </w:pPr>
     <w:rPr>
@@ -16841,7 +16842,7 @@
     <w:name w:val="Image Caption"/>
     <w:basedOn w:val="Caption"/>
     <w:pPr>
-      <w:spacing w:line="288" w:lineRule="auto"/>
+      <w:spacing w:line="360" w:lineRule="auto"/>
       <w:jc w:val="both"/>
     </w:pPr>
     <w:rPr>
@@ -16854,7 +16855,7 @@
     <w:name w:val="Figure"/>
     <w:basedOn w:val="Normal"/>
     <w:pPr>
-      <w:spacing w:line="288" w:lineRule="auto"/>
+      <w:spacing w:line="360" w:lineRule="auto"/>
       <w:jc w:val="both"/>
     </w:pPr>
     <w:rPr>
@@ -16868,7 +16869,7 @@
     <w:basedOn w:val="Figure"/>
     <w:pPr>
       <w:keepNext/>
-      <w:spacing w:line="288" w:lineRule="auto"/>
+      <w:spacing w:line="360" w:lineRule="auto"/>
       <w:jc w:val="both"/>
     </w:pPr>
     <w:rPr>
@@ -16932,7 +16933,7 @@
     <w:unhideWhenUsed/>
     <w:qFormat/>
     <w:pPr>
-      <w:spacing w:before="240" w:line="288" w:lineRule="auto"/>
+      <w:spacing w:before="240" w:line="360" w:lineRule="auto"/>
       <w:jc w:val="both"/>
       <w:outlineLvl w:val="9"/>
     </w:pPr>

--- a/dist/SUBMISSION_FINAL/Thesis_LuanAn/chuong_4_ket_qua.docx
+++ b/dist/SUBMISSION_FINAL/Thesis_LuanAn/chuong_4_ket_qua.docx
@@ -16322,7 +16322,7 @@
     <w:qFormat/>
     <w:pPr>
       <w:ind w:firstLine="567"/>
-      <w:spacing w:line="360" w:lineRule="auto"/>
+      <w:spacing w:line="288" w:lineRule="auto"/>
       <w:jc w:val="both"/>
     </w:pPr>
     <w:rPr>
@@ -16336,7 +16336,7 @@
     <w:basedOn w:val="Normal"/>
     <w:link w:val="BodyTextChar"/>
     <w:pPr>
-      <w:spacing w:after="180" w:before="180" w:line="360" w:lineRule="auto"/>
+      <w:spacing w:after="180" w:before="180" w:line="288" w:lineRule="auto"/>
       <w:jc w:val="both"/>
     </w:pPr>
     <w:qFormat/>
@@ -16352,7 +16352,7 @@
     <w:next w:val="BodyText"/>
     <w:qFormat/>
     <w:pPr>
-      <w:spacing w:line="360" w:lineRule="auto"/>
+      <w:spacing w:line="288" w:lineRule="auto"/>
       <w:jc w:val="both"/>
     </w:pPr>
     <w:rPr>
@@ -16366,7 +16366,7 @@
     <w:basedOn w:val="BodyText"/>
     <w:qFormat/>
     <w:pPr>
-      <w:spacing w:after="36" w:before="36" w:line="360" w:lineRule="auto"/>
+      <w:spacing w:after="36" w:before="36" w:line="288" w:lineRule="auto"/>
       <w:jc w:val="both"/>
     </w:pPr>
     <w:rPr>
@@ -16383,7 +16383,7 @@
     <w:pPr>
       <w:keepNext/>
       <w:keepLines/>
-      <w:spacing w:after="240" w:before="480" w:line="360" w:lineRule="auto"/>
+      <w:spacing w:after="240" w:before="480" w:line="288" w:lineRule="auto"/>
       <w:jc w:val="both"/>
     </w:pPr>
     <w:rPr>
@@ -16403,7 +16403,7 @@
     <w:pPr>
       <w:keepNext/>
       <w:keepLines/>
-      <w:spacing w:after="240" w:before="240" w:line="360" w:lineRule="auto"/>
+      <w:spacing w:after="240" w:before="240" w:line="288" w:lineRule="auto"/>
       <w:jc w:val="both"/>
     </w:pPr>
     <w:rPr>
@@ -16420,7 +16420,7 @@
     <w:pPr>
       <w:keepNext/>
       <w:keepLines/>
-      <w:spacing w:line="360" w:lineRule="auto"/>
+      <w:spacing w:line="288" w:lineRule="auto"/>
       <w:jc w:val="both"/>
     </w:pPr>
     <w:rPr>
@@ -16436,7 +16436,7 @@
     <w:pPr>
       <w:keepNext/>
       <w:keepLines/>
-      <w:spacing w:line="360" w:lineRule="auto"/>
+      <w:spacing w:line="288" w:lineRule="auto"/>
       <w:jc w:val="both"/>
     </w:pPr>
     <w:rPr>
@@ -16454,7 +16454,7 @@
       <w:keepNext/>
       <w:keepLines/>
       <w:jc w:val="both"/>
-      <w:spacing w:after="0" w:before="300" w:line="360" w:lineRule="auto"/>
+      <w:spacing w:after="0" w:before="300" w:line="288" w:lineRule="auto"/>
     </w:pPr>
     <w:rPr>
       <w:color w:val="000000"/>
@@ -16472,7 +16472,7 @@
     <w:pPr>
       <w:keepNext/>
       <w:keepLines/>
-      <w:spacing w:after="300" w:before="100" w:line="360" w:lineRule="auto"/>
+      <w:spacing w:after="300" w:before="100" w:line="288" w:lineRule="auto"/>
       <w:jc w:val="both"/>
     </w:pPr>
     <w:rPr>
@@ -16488,7 +16488,7 @@
     <w:next w:val="Bibliography"/>
     <w:qFormat/>
     <w:pPr>
-      <w:spacing w:line="360" w:lineRule="auto"/>
+      <w:spacing w:line="288" w:lineRule="auto"/>
       <w:jc w:val="both"/>
     </w:pPr>
     <w:rPr>
@@ -16506,7 +16506,7 @@
     <w:pPr>
       <w:keepNext/>
       <w:keepLines/>
-      <w:spacing w:after="0" w:before="480" w:line="360" w:lineRule="auto"/>
+      <w:spacing w:after="0" w:before="480" w:line="288" w:lineRule="auto"/>
       <w:jc w:val="center"/>
       <w:outlineLvl w:val="0"/>
     </w:pPr>
@@ -16515,7 +16515,7 @@
       <w:b/>
       <w:bCs/>
       <w:color w:val="000000"/>
-      <w:sz w:val="32"/>
+      <w:sz w:val="28"/>
       <w:szCs w:val="32"/>
     </w:rPr>
   </w:style>
@@ -16529,7 +16529,7 @@
     <w:pPr>
       <w:keepNext/>
       <w:keepLines/>
-      <w:spacing w:after="0" w:before="200" w:line="360" w:lineRule="auto"/>
+      <w:spacing w:after="0" w:before="200" w:line="288" w:lineRule="auto"/>
       <w:jc w:val="both"/>
       <w:outlineLvl w:val="1"/>
     </w:pPr>
@@ -16538,7 +16538,7 @@
       <w:b/>
       <w:bCs/>
       <w:color w:val="000000"/>
-      <w:sz w:val="28"/>
+      <w:sz w:val="26"/>
       <w:szCs w:val="28"/>
     </w:rPr>
   </w:style>
@@ -16552,7 +16552,7 @@
     <w:pPr>
       <w:keepNext/>
       <w:keepLines/>
-      <w:spacing w:after="0" w:before="200" w:line="360" w:lineRule="auto"/>
+      <w:spacing w:after="0" w:before="200" w:line="288" w:lineRule="auto"/>
       <w:jc w:val="both"/>
       <w:outlineLvl w:val="2"/>
     </w:pPr>
@@ -16575,7 +16575,7 @@
     <w:pPr>
       <w:keepNext/>
       <w:keepLines/>
-      <w:spacing w:after="0" w:before="200" w:line="360" w:lineRule="auto"/>
+      <w:spacing w:after="0" w:before="200" w:line="288" w:lineRule="auto"/>
       <w:jc w:val="both"/>
       <w:outlineLvl w:val="3"/>
     </w:pPr>
@@ -16598,7 +16598,7 @@
     <w:pPr>
       <w:keepNext/>
       <w:keepLines/>
-      <w:spacing w:after="0" w:before="200" w:line="360" w:lineRule="auto"/>
+      <w:spacing w:after="0" w:before="200" w:line="288" w:lineRule="auto"/>
       <w:jc w:val="both"/>
       <w:outlineLvl w:val="4"/>
     </w:pPr>
@@ -16620,7 +16620,7 @@
     <w:pPr>
       <w:keepNext/>
       <w:keepLines/>
-      <w:spacing w:after="0" w:before="200" w:line="360" w:lineRule="auto"/>
+      <w:spacing w:after="0" w:before="200" w:line="288" w:lineRule="auto"/>
       <w:jc w:val="both"/>
       <w:outlineLvl w:val="5"/>
     </w:pPr>
@@ -16641,7 +16641,7 @@
     <w:pPr>
       <w:keepNext/>
       <w:keepLines/>
-      <w:spacing w:after="0" w:before="200" w:line="360" w:lineRule="auto"/>
+      <w:spacing w:after="0" w:before="200" w:line="288" w:lineRule="auto"/>
       <w:jc w:val="both"/>
       <w:outlineLvl w:val="6"/>
     </w:pPr>
@@ -16662,7 +16662,7 @@
     <w:pPr>
       <w:keepNext/>
       <w:keepLines/>
-      <w:spacing w:after="0" w:before="200" w:line="360" w:lineRule="auto"/>
+      <w:spacing w:after="0" w:before="200" w:line="288" w:lineRule="auto"/>
       <w:jc w:val="both"/>
       <w:outlineLvl w:val="7"/>
     </w:pPr>
@@ -16683,7 +16683,7 @@
     <w:pPr>
       <w:keepNext/>
       <w:keepLines/>
-      <w:spacing w:after="0" w:before="200" w:line="360" w:lineRule="auto"/>
+      <w:spacing w:after="0" w:before="200" w:line="288" w:lineRule="auto"/>
       <w:jc w:val="both"/>
       <w:outlineLvl w:val="8"/>
     </w:pPr>
@@ -16702,7 +16702,7 @@
     <w:unhideWhenUsed/>
     <w:qFormat/>
     <w:pPr>
-      <w:spacing w:after="100" w:before="100" w:line="360" w:lineRule="auto"/>
+      <w:spacing w:after="100" w:before="100" w:line="288" w:lineRule="auto"/>
       <w:ind w:firstLine="0" w:left="480" w:right="480"/>
       <w:jc w:val="both"/>
     </w:pPr>
@@ -16720,7 +16720,7 @@
     <w:unhideWhenUsed/>
     <w:qFormat/>
     <w:pPr>
-      <w:spacing w:line="360" w:lineRule="auto"/>
+      <w:spacing w:line="288" w:lineRule="auto"/>
       <w:jc w:val="both"/>
     </w:pPr>
     <w:rPr>
@@ -16746,7 +16746,7 @@
     <w:unhideWhenUsed/>
     <w:qFormat/>
     <w:pPr>
-      <w:spacing w:line="360" w:lineRule="auto"/>
+      <w:spacing w:line="288" w:lineRule="auto"/>
       <w:jc w:val="both"/>
     </w:pPr>
     <w:rPr>
@@ -16786,7 +16786,7 @@
     <w:pPr>
       <w:keepNext/>
       <w:keepLines/>
-      <w:spacing w:after="0" w:line="360" w:lineRule="auto"/>
+      <w:spacing w:after="0" w:line="288" w:lineRule="auto"/>
       <w:jc w:val="both"/>
     </w:pPr>
     <w:rPr>
@@ -16800,7 +16800,7 @@
     <w:name w:val="Definition"/>
     <w:basedOn w:val="Normal"/>
     <w:pPr>
-      <w:spacing w:line="360" w:lineRule="auto"/>
+      <w:spacing w:line="288" w:lineRule="auto"/>
       <w:jc w:val="both"/>
     </w:pPr>
     <w:rPr>
@@ -16814,7 +16814,7 @@
     <w:basedOn w:val="Normal"/>
     <w:link w:val="BodyTextChar"/>
     <w:pPr>
-      <w:spacing w:after="120" w:before="0" w:line="360" w:lineRule="auto"/>
+      <w:spacing w:after="120" w:before="0" w:line="288" w:lineRule="auto"/>
       <w:jc w:val="both"/>
     </w:pPr>
     <w:rPr>
@@ -16829,7 +16829,7 @@
     <w:basedOn w:val="Caption"/>
     <w:pPr>
       <w:keepNext/>
-      <w:spacing w:line="360" w:lineRule="auto"/>
+      <w:spacing w:line="288" w:lineRule="auto"/>
       <w:jc w:val="both"/>
     </w:pPr>
     <w:rPr>
@@ -16842,7 +16842,7 @@
     <w:name w:val="Image Caption"/>
     <w:basedOn w:val="Caption"/>
     <w:pPr>
-      <w:spacing w:line="360" w:lineRule="auto"/>
+      <w:spacing w:line="288" w:lineRule="auto"/>
       <w:jc w:val="both"/>
     </w:pPr>
     <w:rPr>
@@ -16855,7 +16855,7 @@
     <w:name w:val="Figure"/>
     <w:basedOn w:val="Normal"/>
     <w:pPr>
-      <w:spacing w:line="360" w:lineRule="auto"/>
+      <w:spacing w:line="288" w:lineRule="auto"/>
       <w:jc w:val="both"/>
     </w:pPr>
     <w:rPr>
@@ -16869,7 +16869,7 @@
     <w:basedOn w:val="Figure"/>
     <w:pPr>
       <w:keepNext/>
-      <w:spacing w:line="360" w:lineRule="auto"/>
+      <w:spacing w:line="288" w:lineRule="auto"/>
       <w:jc w:val="both"/>
     </w:pPr>
     <w:rPr>
@@ -16933,7 +16933,7 @@
     <w:unhideWhenUsed/>
     <w:qFormat/>
     <w:pPr>
-      <w:spacing w:before="240" w:line="360" w:lineRule="auto"/>
+      <w:spacing w:before="240" w:line="288" w:lineRule="auto"/>
       <w:jc w:val="both"/>
       <w:outlineLvl w:val="9"/>
     </w:pPr>
